--- a/CORRECCIONES FINALES/carta correcciones FINAL.docx
+++ b/CORRECCIONES FINALES/carta correcciones FINAL.docx
@@ -1,6 +1,6 @@
 
 <file path=word/document.xml><?xml version="1.0" encoding="utf-8"?>
-<w:document xmlns:wpc="http://schemas.microsoft.com/office/word/2010/wordprocessingCanvas" xmlns:cx="http://schemas.microsoft.com/office/drawing/2014/chartex" xmlns:cx1="http://schemas.microsoft.com/office/drawing/2015/9/8/chartex" xmlns:cx2="http://schemas.microsoft.com/office/drawing/2015/10/21/chartex" xmlns:cx3="http://schemas.microsoft.com/office/drawing/2016/5/9/chartex" xmlns:cx4="http://schemas.microsoft.com/office/drawing/2016/5/10/chartex" xmlns:cx5="http://schemas.microsoft.com/office/drawing/2016/5/11/chartex" xmlns:cx6="http://schemas.microsoft.com/office/drawing/2016/5/12/chartex" xmlns:cx7="http://schemas.microsoft.com/office/drawing/2016/5/13/chartex" xmlns:cx8="http://schemas.microsoft.com/office/drawing/2016/5/14/chartex" xmlns:mc="http://schemas.openxmlformats.org/markup-compatibility/2006" xmlns:aink="http://schemas.microsoft.com/office/drawing/2016/ink" xmlns:am3d="http://schemas.microsoft.com/office/drawing/2017/model3d" xmlns:o="urn:schemas-microsoft-com:office:office" xmlns:r="http://schemas.openxmlformats.org/officeDocument/2006/relationships" xmlns:m="http://schemas.openxmlformats.org/officeDocument/2006/math" xmlns:v="urn:schemas-microsoft-com:vml" xmlns:wp14="http://schemas.microsoft.com/office/word/2010/wordprocessingDrawing" xmlns:wp="http://schemas.openxmlformats.org/drawingml/2006/wordprocessingDrawing" xmlns:w10="urn:schemas-microsoft-com:office:word" xmlns:w="http://schemas.openxmlformats.org/wordprocessingml/2006/main" xmlns:w14="http://schemas.microsoft.com/office/word/2010/wordml" xmlns:w15="http://schemas.microsoft.com/office/word/2012/wordml" xmlns:w16cex="http://schemas.microsoft.com/office/word/2018/wordml/cex" xmlns:w16cid="http://schemas.microsoft.com/office/word/2016/wordml/cid" xmlns:w16="http://schemas.microsoft.com/office/word/2018/wordml" xmlns:w16sdtdh="http://schemas.microsoft.com/office/word/2020/wordml/sdtdatahash" xmlns:w16se="http://schemas.microsoft.com/office/word/2015/wordml/symex" xmlns:wpg="http://schemas.microsoft.com/office/word/2010/wordprocessingGroup" xmlns:wpi="http://schemas.microsoft.com/office/word/2010/wordprocessingInk" xmlns:wne="http://schemas.microsoft.com/office/word/2006/wordml" xmlns:wps="http://schemas.microsoft.com/office/word/2010/wordprocessingShape" mc:Ignorable="w14 w15 w16se w16cid w16 w16cex w16sdtdh wp14">
+<w:document xmlns:wpc="http://schemas.microsoft.com/office/word/2010/wordprocessingCanvas" xmlns:cx="http://schemas.microsoft.com/office/drawing/2014/chartex" xmlns:cx1="http://schemas.microsoft.com/office/drawing/2015/9/8/chartex" xmlns:cx2="http://schemas.microsoft.com/office/drawing/2015/10/21/chartex" xmlns:cx3="http://schemas.microsoft.com/office/drawing/2016/5/9/chartex" xmlns:cx4="http://schemas.microsoft.com/office/drawing/2016/5/10/chartex" xmlns:cx5="http://schemas.microsoft.com/office/drawing/2016/5/11/chartex" xmlns:cx6="http://schemas.microsoft.com/office/drawing/2016/5/12/chartex" xmlns:cx7="http://schemas.microsoft.com/office/drawing/2016/5/13/chartex" xmlns:cx8="http://schemas.microsoft.com/office/drawing/2016/5/14/chartex" xmlns:mc="http://schemas.openxmlformats.org/markup-compatibility/2006" xmlns:aink="http://schemas.microsoft.com/office/drawing/2016/ink" xmlns:am3d="http://schemas.microsoft.com/office/drawing/2017/model3d" xmlns:o="urn:schemas-microsoft-com:office:office" xmlns:oel="http://schemas.microsoft.com/office/2019/extlst" xmlns:r="http://schemas.openxmlformats.org/officeDocument/2006/relationships" xmlns:m="http://schemas.openxmlformats.org/officeDocument/2006/math" xmlns:v="urn:schemas-microsoft-com:vml" xmlns:wp14="http://schemas.microsoft.com/office/word/2010/wordprocessingDrawing" xmlns:wp="http://schemas.openxmlformats.org/drawingml/2006/wordprocessingDrawing" xmlns:w10="urn:schemas-microsoft-com:office:word" xmlns:w="http://schemas.openxmlformats.org/wordprocessingml/2006/main" xmlns:w14="http://schemas.microsoft.com/office/word/2010/wordml" xmlns:w15="http://schemas.microsoft.com/office/word/2012/wordml" xmlns:w16cex="http://schemas.microsoft.com/office/word/2018/wordml/cex" xmlns:w16cid="http://schemas.microsoft.com/office/word/2016/wordml/cid" xmlns:w16="http://schemas.microsoft.com/office/word/2018/wordml" xmlns:w16du="http://schemas.microsoft.com/office/word/2023/wordml/word16du" xmlns:w16sdtdh="http://schemas.microsoft.com/office/word/2020/wordml/sdtdatahash" xmlns:w16sdtfl="http://schemas.microsoft.com/office/word/2024/wordml/sdtformatlock" xmlns:w16se="http://schemas.microsoft.com/office/word/2015/wordml/symex" xmlns:wpg="http://schemas.microsoft.com/office/word/2010/wordprocessingGroup" xmlns:wpi="http://schemas.microsoft.com/office/word/2010/wordprocessingInk" xmlns:wne="http://schemas.microsoft.com/office/word/2006/wordml" xmlns:wps="http://schemas.microsoft.com/office/word/2010/wordprocessingShape" mc:Ignorable="w14 w15 w16se w16cid w16 w16cex w16sdtdh w16sdtfl w16du wp14">
   <w:body>
     <w:p>
       <w:pPr>
@@ -207,16 +207,6 @@
         <w:pStyle w:val="Sinespaciado"/>
         <w:jc w:val="both"/>
       </w:pPr>
-    </w:p>
-    <w:p>
-      <w:pPr>
-        <w:pStyle w:val="Sinespaciado"/>
-        <w:jc w:val="both"/>
-        <w:rPr>
-          <w:b/>
-          <w:bCs/>
-        </w:rPr>
-      </w:pPr>
       <w:r>
         <w:rPr>
           <w:b/>
@@ -238,6 +228,16 @@
         </w:rPr>
         <w:t xml:space="preserve"> </w:t>
       </w:r>
+      <w:r>
+        <w:rPr>
+          <w:b/>
+          <w:bCs/>
+        </w:rPr>
+        <w:t> </w:t>
+      </w:r>
+      <w:r>
+        <w:t>Se incorporaron las referencias Pope (1995), OMS (2021) y Huang et al. (2023) para respaldar la afirmación sobre la asociación entre material particulado y efectos adversos en la salud.</w:t>
+      </w:r>
     </w:p>
     <w:p>
       <w:pPr>
@@ -300,6 +300,16 @@
         </w:rPr>
         <w:t xml:space="preserve"> </w:t>
       </w:r>
+      <w:r>
+        <w:rPr>
+          <w:b/>
+          <w:bCs/>
+        </w:rPr>
+        <w:t> </w:t>
+      </w:r>
+      <w:r>
+        <w:t>Se mantuvo la referencia a Pope (1995) para evidenciar la trayectoria histórica del problema y se complementó con fuentes más recientes (Huang et al., 2023; OMS, 2021) que confirman la persistencia de dicha asociación</w:t>
+      </w:r>
     </w:p>
     <w:p>
       <w:pPr>
@@ -359,6 +369,9 @@
         </w:rPr>
         <w:t xml:space="preserve">: </w:t>
       </w:r>
+      <w:r>
+        <w:t>Se incorporó un párrafo que describe la experiencia obtenida al aplicar el software, señalando los resultados alcanzados y las limitaciones que dejó su desarrollo</w:t>
+      </w:r>
     </w:p>
     <w:p>
       <w:pPr>
@@ -412,6 +425,25 @@
         </w:rPr>
         <w:t xml:space="preserve">: </w:t>
       </w:r>
+      <w:r>
+        <w:t xml:space="preserve">Se aclaró que la temperatura se obtiene mediante el sensor DHT22, el cual integra un termistor, por lo que no corresponde a una termocupla, y se </w:t>
+      </w:r>
+      <w:r>
+        <w:t>agregó</w:t>
+      </w:r>
+      <w:r>
+        <w:t xml:space="preserve"> la redacción del ítem</w:t>
+      </w:r>
+    </w:p>
+    <w:p>
+      <w:pPr>
+        <w:pStyle w:val="Sinespaciado"/>
+        <w:jc w:val="both"/>
+        <w:rPr>
+          <w:b/>
+          <w:bCs/>
+        </w:rPr>
+      </w:pPr>
     </w:p>
     <w:p>
       <w:pPr>
@@ -463,57 +495,83 @@
         </w:rPr>
         <w:t xml:space="preserve">: </w:t>
       </w:r>
-    </w:p>
-    <w:p>
-      <w:pPr>
-        <w:pStyle w:val="Sinespaciado"/>
-        <w:jc w:val="both"/>
-        <w:rPr>
-          <w:b/>
-          <w:bCs/>
-        </w:rPr>
-      </w:pPr>
-    </w:p>
-    <w:p>
-      <w:pPr>
-        <w:pStyle w:val="Sinespaciado"/>
-        <w:jc w:val="both"/>
-        <w:rPr>
-          <w:bCs/>
-        </w:rPr>
-      </w:pPr>
-      <w:r>
-        <w:rPr>
-          <w:b/>
-          <w:bCs/>
+      <w:r>
+        <w:t>Se agregaron las etiquetas de los ejes en la gráfica: en el eje X, tiempo en segundos [s]; en el eje Y, concentración de material particulado en microgramos por metro cúbico [µg/m³]</w:t>
+      </w:r>
+    </w:p>
+    <w:p>
+      <w:pPr>
+        <w:pStyle w:val="Sinespaciado"/>
+        <w:jc w:val="both"/>
+        <w:rPr>
+          <w:b/>
+          <w:bCs/>
+        </w:rPr>
+      </w:pPr>
+    </w:p>
+    <w:p>
+      <w:pPr>
+        <w:pStyle w:val="Sinespaciado"/>
+        <w:jc w:val="both"/>
+        <w:rPr>
+          <w:bCs/>
+          <w:highlight w:val="yellow"/>
+        </w:rPr>
+      </w:pPr>
+      <w:r>
+        <w:rPr>
+          <w:b/>
+          <w:bCs/>
+          <w:highlight w:val="yellow"/>
         </w:rPr>
         <w:t xml:space="preserve">Comentario 6: </w:t>
       </w:r>
       <w:r>
+        <w:rPr>
+          <w:highlight w:val="yellow"/>
+        </w:rPr>
         <w:t xml:space="preserve">No </w:t>
       </w:r>
       <w:proofErr w:type="spellStart"/>
       <w:r>
+        <w:rPr>
+          <w:highlight w:val="yellow"/>
+        </w:rPr>
         <w:t>se</w:t>
       </w:r>
       <w:proofErr w:type="spellEnd"/>
       <w:r>
+        <w:rPr>
+          <w:highlight w:val="yellow"/>
+        </w:rPr>
         <w:t xml:space="preserve"> </w:t>
       </w:r>
       <w:proofErr w:type="spellStart"/>
       <w:r>
+        <w:rPr>
+          <w:highlight w:val="yellow"/>
+        </w:rPr>
         <w:t>que</w:t>
       </w:r>
       <w:proofErr w:type="spellEnd"/>
       <w:r>
+        <w:rPr>
+          <w:highlight w:val="yellow"/>
+        </w:rPr>
         <w:t xml:space="preserve"> tan relevante sean estas imágenes, no </w:t>
       </w:r>
       <w:proofErr w:type="spellStart"/>
       <w:r>
+        <w:rPr>
+          <w:highlight w:val="yellow"/>
+        </w:rPr>
         <w:t>se</w:t>
       </w:r>
       <w:proofErr w:type="spellEnd"/>
       <w:r>
+        <w:rPr>
+          <w:highlight w:val="yellow"/>
+        </w:rPr>
         <w:t xml:space="preserve"> si es mejor tener u estadístico de la temperatura más que una imagen</w:t>
       </w:r>
     </w:p>
@@ -530,6 +588,61 @@
         <w:rPr>
           <w:b/>
           <w:bCs/>
+          <w:highlight w:val="yellow"/>
+        </w:rPr>
+        <w:t>Corrección:</w:t>
+      </w:r>
+      <w:r>
+        <w:rPr>
+          <w:b/>
+          <w:bCs/>
+        </w:rPr>
+        <w:t xml:space="preserve"> </w:t>
+      </w:r>
+    </w:p>
+    <w:p>
+      <w:pPr>
+        <w:pStyle w:val="Sinespaciado"/>
+        <w:jc w:val="both"/>
+        <w:rPr>
+          <w:b/>
+          <w:bCs/>
+        </w:rPr>
+      </w:pPr>
+    </w:p>
+    <w:p>
+      <w:pPr>
+        <w:pStyle w:val="Sinespaciado"/>
+        <w:jc w:val="both"/>
+        <w:rPr>
+          <w:bCs/>
+        </w:rPr>
+      </w:pPr>
+      <w:r>
+        <w:rPr>
+          <w:b/>
+          <w:bCs/>
+        </w:rPr>
+        <w:lastRenderedPageBreak/>
+        <w:t xml:space="preserve">Comentario 7: </w:t>
+      </w:r>
+      <w:r>
+        <w:t>Igual, faltan los nombres de los ejes</w:t>
+      </w:r>
+    </w:p>
+    <w:p>
+      <w:pPr>
+        <w:pStyle w:val="Sinespaciado"/>
+        <w:jc w:val="both"/>
+        <w:rPr>
+          <w:b/>
+          <w:bCs/>
+        </w:rPr>
+      </w:pPr>
+      <w:r>
+        <w:rPr>
+          <w:b/>
+          <w:bCs/>
         </w:rPr>
         <w:t>Corrección</w:t>
       </w:r>
@@ -540,86 +653,59 @@
         </w:rPr>
         <w:t xml:space="preserve">: </w:t>
       </w:r>
-    </w:p>
-    <w:p>
-      <w:pPr>
-        <w:pStyle w:val="Sinespaciado"/>
-        <w:jc w:val="both"/>
-        <w:rPr>
-          <w:b/>
-          <w:bCs/>
-        </w:rPr>
-      </w:pPr>
-    </w:p>
-    <w:p>
-      <w:pPr>
-        <w:pStyle w:val="Sinespaciado"/>
-        <w:jc w:val="both"/>
-        <w:rPr>
-          <w:bCs/>
-        </w:rPr>
-      </w:pPr>
-      <w:r>
-        <w:rPr>
-          <w:b/>
-          <w:bCs/>
-        </w:rPr>
-        <w:t xml:space="preserve">Comentario 7: </w:t>
-      </w:r>
-      <w:r>
-        <w:t>Igual, faltan los nombres de los ejes</w:t>
-      </w:r>
-    </w:p>
-    <w:p>
-      <w:pPr>
-        <w:pStyle w:val="Sinespaciado"/>
-        <w:jc w:val="both"/>
-        <w:rPr>
-          <w:b/>
-          <w:bCs/>
-        </w:rPr>
-      </w:pPr>
-      <w:r>
-        <w:rPr>
-          <w:b/>
-          <w:bCs/>
-        </w:rPr>
-        <w:t>Corrección</w:t>
-      </w:r>
-      <w:r>
-        <w:rPr>
-          <w:b/>
-          <w:bCs/>
-        </w:rPr>
-        <w:t xml:space="preserve">: </w:t>
-      </w:r>
-    </w:p>
-    <w:p>
-      <w:pPr>
-        <w:pStyle w:val="Sinespaciado"/>
-        <w:jc w:val="both"/>
-        <w:rPr>
-          <w:b/>
-          <w:bCs/>
-        </w:rPr>
-      </w:pPr>
-    </w:p>
-    <w:p>
-      <w:pPr>
-        <w:pStyle w:val="Sinespaciado"/>
-        <w:jc w:val="both"/>
-        <w:rPr>
-          <w:bCs/>
-        </w:rPr>
-      </w:pPr>
-      <w:r>
-        <w:rPr>
-          <w:b/>
-          <w:bCs/>
+      <w:r>
+        <w:t>Se agregaron las etiquetas de los ejes en</w:t>
+      </w:r>
+      <w:r>
+        <w:t xml:space="preserve"> todas</w:t>
+      </w:r>
+      <w:r>
+        <w:t xml:space="preserve"> la</w:t>
+      </w:r>
+      <w:r>
+        <w:t>s</w:t>
+      </w:r>
+      <w:r>
+        <w:t xml:space="preserve"> gráfica</w:t>
+      </w:r>
+      <w:r>
+        <w:t>s</w:t>
+      </w:r>
+      <w:r>
+        <w:t>: en el eje X, tiempo en segundos [s]; en el eje Y, concentración de material particulado en microgramos por metro cúbico [µg/m³]</w:t>
+      </w:r>
+    </w:p>
+    <w:p>
+      <w:pPr>
+        <w:pStyle w:val="Sinespaciado"/>
+        <w:jc w:val="both"/>
+        <w:rPr>
+          <w:b/>
+          <w:bCs/>
+        </w:rPr>
+      </w:pPr>
+    </w:p>
+    <w:p>
+      <w:pPr>
+        <w:pStyle w:val="Sinespaciado"/>
+        <w:jc w:val="both"/>
+        <w:rPr>
+          <w:bCs/>
+          <w:highlight w:val="yellow"/>
+        </w:rPr>
+      </w:pPr>
+      <w:r>
+        <w:rPr>
+          <w:b/>
+          <w:bCs/>
+          <w:highlight w:val="yellow"/>
         </w:rPr>
         <w:t xml:space="preserve">Comentario 8: </w:t>
       </w:r>
       <w:r>
+        <w:rPr>
+          <w:highlight w:val="yellow"/>
+        </w:rPr>
         <w:t>Cuando se habla de normalizar los datos, es tratarlos sobre alguna norma existente y si es así, cual es la norma que se aplica</w:t>
       </w:r>
     </w:p>
@@ -636,31 +722,43 @@
         <w:rPr>
           <w:b/>
           <w:bCs/>
-        </w:rPr>
-        <w:t>Corrección</w:t>
-      </w:r>
-      <w:r>
-        <w:rPr>
-          <w:b/>
-          <w:bCs/>
-        </w:rPr>
-        <w:t xml:space="preserve">: </w:t>
-      </w:r>
-    </w:p>
-    <w:p>
-      <w:pPr>
-        <w:pStyle w:val="Sinespaciado"/>
-        <w:jc w:val="both"/>
-        <w:rPr>
-          <w:bCs/>
-        </w:rPr>
-      </w:pPr>
-      <w:r>
-        <w:rPr>
-          <w:b/>
-          <w:bCs/>
-        </w:rPr>
-        <w:lastRenderedPageBreak/>
+          <w:highlight w:val="yellow"/>
+        </w:rPr>
+        <w:t>Corrección:</w:t>
+      </w:r>
+      <w:r>
+        <w:rPr>
+          <w:b/>
+          <w:bCs/>
+        </w:rPr>
+        <w:t xml:space="preserve"> </w:t>
+      </w:r>
+    </w:p>
+    <w:p>
+      <w:pPr>
+        <w:pStyle w:val="Sinespaciado"/>
+        <w:jc w:val="both"/>
+        <w:rPr>
+          <w:b/>
+          <w:bCs/>
+        </w:rPr>
+      </w:pPr>
+    </w:p>
+    <w:p>
+      <w:pPr>
+        <w:pStyle w:val="Sinespaciado"/>
+        <w:jc w:val="both"/>
+        <w:rPr>
+          <w:bCs/>
+          <w:highlight w:val="yellow"/>
+        </w:rPr>
+      </w:pPr>
+      <w:r>
+        <w:rPr>
+          <w:b/>
+          <w:bCs/>
+          <w:highlight w:val="yellow"/>
+        </w:rPr>
         <w:t>Comentario 10:</w:t>
       </w:r>
       <w:r>
@@ -668,10 +766,14 @@
           <w:rFonts w:ascii="Segoe UI" w:hAnsi="Segoe UI" w:cs="Segoe UI"/>
           <w:sz w:val="18"/>
           <w:szCs w:val="18"/>
+          <w:highlight w:val="yellow"/>
         </w:rPr>
         <w:t xml:space="preserve"> </w:t>
       </w:r>
       <w:r>
+        <w:rPr>
+          <w:highlight w:val="yellow"/>
+        </w:rPr>
         <w:t>El rol de invitado se parece mucho al de investigador, cual es el factor diferencial</w:t>
       </w:r>
     </w:p>
@@ -688,6 +790,76 @@
         <w:rPr>
           <w:b/>
           <w:bCs/>
+          <w:highlight w:val="yellow"/>
+        </w:rPr>
+        <w:t>Corrección:</w:t>
+      </w:r>
+      <w:r>
+        <w:rPr>
+          <w:b/>
+          <w:bCs/>
+        </w:rPr>
+        <w:t xml:space="preserve"> </w:t>
+      </w:r>
+    </w:p>
+    <w:p>
+      <w:pPr>
+        <w:pStyle w:val="Sinespaciado"/>
+        <w:jc w:val="both"/>
+        <w:rPr>
+          <w:b/>
+          <w:bCs/>
+        </w:rPr>
+      </w:pPr>
+    </w:p>
+    <w:p>
+      <w:pPr>
+        <w:pStyle w:val="Sinespaciado"/>
+        <w:jc w:val="both"/>
+        <w:rPr>
+          <w:bCs/>
+        </w:rPr>
+      </w:pPr>
+      <w:r>
+        <w:rPr>
+          <w:b/>
+          <w:bCs/>
+        </w:rPr>
+        <w:t xml:space="preserve">Comentario 11: </w:t>
+      </w:r>
+      <w:r>
+        <w:t xml:space="preserve">Las conclusiones son </w:t>
+      </w:r>
+      <w:proofErr w:type="gramStart"/>
+      <w:r>
+        <w:t>pertinentes</w:t>
+      </w:r>
+      <w:proofErr w:type="gramEnd"/>
+      <w:r>
+        <w:t xml:space="preserve"> pero me hubiera gustado saber </w:t>
+      </w:r>
+      <w:proofErr w:type="spellStart"/>
+      <w:r>
+        <w:t>cual</w:t>
+      </w:r>
+      <w:proofErr w:type="spellEnd"/>
+      <w:r>
+        <w:t xml:space="preserve"> es el estado de la calidad del aire en la Universidad</w:t>
+      </w:r>
+    </w:p>
+    <w:p>
+      <w:pPr>
+        <w:pStyle w:val="Sinespaciado"/>
+        <w:jc w:val="both"/>
+        <w:rPr>
+          <w:b/>
+          <w:bCs/>
+        </w:rPr>
+      </w:pPr>
+      <w:r>
+        <w:rPr>
+          <w:b/>
+          <w:bCs/>
         </w:rPr>
         <w:t>Corrección</w:t>
       </w:r>
@@ -698,60 +870,264 @@
         </w:rPr>
         <w:t xml:space="preserve">: </w:t>
       </w:r>
-    </w:p>
-    <w:p>
-      <w:pPr>
-        <w:pStyle w:val="Sinespaciado"/>
-        <w:jc w:val="both"/>
-        <w:rPr>
-          <w:b/>
-          <w:bCs/>
-        </w:rPr>
-      </w:pPr>
-    </w:p>
-    <w:p>
-      <w:pPr>
-        <w:pStyle w:val="Sinespaciado"/>
-        <w:jc w:val="both"/>
-        <w:rPr>
-          <w:b/>
-          <w:bCs/>
-        </w:rPr>
-      </w:pPr>
-    </w:p>
-    <w:p>
-      <w:pPr>
-        <w:pStyle w:val="Sinespaciado"/>
-        <w:jc w:val="both"/>
-        <w:rPr>
-          <w:bCs/>
-        </w:rPr>
-      </w:pPr>
-      <w:r>
-        <w:rPr>
-          <w:b/>
-          <w:bCs/>
-        </w:rPr>
-        <w:t xml:space="preserve">Comentario 11: </w:t>
-      </w:r>
-      <w:r>
-        <w:t xml:space="preserve">Las conclusiones son </w:t>
+      <w:r>
+        <w:t>Se incorporó un párrafo en las conclusiones que describe el estado de la calidad del aire en la Universidad Mariana con base en los datos recolectados en las pruebas piloto, detallando los promedios y picos de PM2.5 y PM10 en distintas franjas horarias, y contrastándolos con las</w:t>
+      </w:r>
+      <w:r>
+        <w:t xml:space="preserve"> la </w:t>
+      </w:r>
+      <w:r>
+        <w:t xml:space="preserve">resolución 2254 de </w:t>
       </w:r>
       <w:proofErr w:type="gramStart"/>
       <w:r>
-        <w:t>pertinentes</w:t>
+        <w:t>2017</w:t>
+      </w:r>
+      <w:r>
+        <w:t xml:space="preserve"> </w:t>
+      </w:r>
+      <w:r>
+        <w:t>.</w:t>
       </w:r>
       <w:proofErr w:type="gramEnd"/>
-      <w:r>
-        <w:t xml:space="preserve"> pero me hubiera gustado saber </w:t>
-      </w:r>
-      <w:proofErr w:type="spellStart"/>
-      <w:r>
-        <w:t>cual</w:t>
-      </w:r>
-      <w:proofErr w:type="spellEnd"/>
-      <w:r>
-        <w:t xml:space="preserve"> es el estado de la calidad del aire en la Universidad</w:t>
+    </w:p>
+    <w:p>
+      <w:pPr>
+        <w:pStyle w:val="Sinespaciado"/>
+        <w:jc w:val="both"/>
+        <w:rPr>
+          <w:b/>
+          <w:bCs/>
+        </w:rPr>
+      </w:pPr>
+    </w:p>
+    <w:p>
+      <w:pPr>
+        <w:pStyle w:val="Sinespaciado"/>
+        <w:jc w:val="both"/>
+        <w:rPr>
+          <w:b/>
+          <w:bCs/>
+        </w:rPr>
+      </w:pPr>
+    </w:p>
+    <w:p>
+      <w:pPr>
+        <w:pStyle w:val="Sinespaciado"/>
+        <w:jc w:val="both"/>
+        <w:rPr>
+          <w:b/>
+          <w:bCs/>
+        </w:rPr>
+      </w:pPr>
+      <w:r>
+        <w:t xml:space="preserve">Jurado </w:t>
+      </w:r>
+      <w:r>
+        <w:t>2</w:t>
+      </w:r>
+      <w:r>
+        <w:t xml:space="preserve">: </w:t>
+      </w:r>
+    </w:p>
+    <w:p>
+      <w:pPr>
+        <w:pStyle w:val="Sinespaciado"/>
+        <w:jc w:val="both"/>
+        <w:rPr>
+          <w:b/>
+          <w:bCs/>
+        </w:rPr>
+      </w:pPr>
+    </w:p>
+    <w:p>
+      <w:pPr>
+        <w:pStyle w:val="Sinespaciado"/>
+        <w:jc w:val="both"/>
+        <w:rPr>
+          <w:bCs/>
+        </w:rPr>
+      </w:pPr>
+    </w:p>
+    <w:p>
+      <w:pPr>
+        <w:pStyle w:val="Sinespaciado"/>
+        <w:jc w:val="both"/>
+        <w:rPr>
+          <w:highlight w:val="cyan"/>
+        </w:rPr>
+      </w:pPr>
+      <w:r>
+        <w:rPr>
+          <w:b/>
+          <w:bCs/>
+          <w:highlight w:val="cyan"/>
+        </w:rPr>
+        <w:t xml:space="preserve">Comentario 1: </w:t>
+      </w:r>
+      <w:r>
+        <w:rPr>
+          <w:highlight w:val="cyan"/>
+        </w:rPr>
+        <w:t>Se recomienda incorporar en los anexos un enlace a un repositorio o a un medio de acceso que permita validar los avances y el funcionamiento del aplicativo.</w:t>
+      </w:r>
+    </w:p>
+    <w:p>
+      <w:pPr>
+        <w:pStyle w:val="Sinespaciado"/>
+        <w:jc w:val="both"/>
+        <w:rPr>
+          <w:b/>
+          <w:bCs/>
+        </w:rPr>
+      </w:pPr>
+      <w:r>
+        <w:rPr>
+          <w:b/>
+          <w:bCs/>
+          <w:highlight w:val="cyan"/>
+        </w:rPr>
+        <w:t>Corrección:</w:t>
+      </w:r>
+      <w:r>
+        <w:rPr>
+          <w:b/>
+          <w:bCs/>
+        </w:rPr>
+        <w:t xml:space="preserve"> </w:t>
+      </w:r>
+    </w:p>
+    <w:p>
+      <w:pPr>
+        <w:pStyle w:val="Sinespaciado"/>
+        <w:jc w:val="both"/>
+        <w:rPr>
+          <w:b/>
+          <w:bCs/>
+        </w:rPr>
+      </w:pPr>
+    </w:p>
+    <w:p>
+      <w:pPr>
+        <w:pStyle w:val="Sinespaciado"/>
+        <w:jc w:val="both"/>
+      </w:pPr>
+      <w:r>
+        <w:rPr>
+          <w:b/>
+          <w:bCs/>
+        </w:rPr>
+        <w:t xml:space="preserve">Comentario 2: </w:t>
+      </w:r>
+      <w:r>
+        <w:t>ES conveniente añadir una referencia que respalde esta afirmación</w:t>
+      </w:r>
+    </w:p>
+    <w:p>
+      <w:pPr>
+        <w:pStyle w:val="Sinespaciado"/>
+        <w:jc w:val="both"/>
+      </w:pPr>
+      <w:r>
+        <w:rPr>
+          <w:b/>
+          <w:bCs/>
+        </w:rPr>
+        <w:t>Corrección:</w:t>
+      </w:r>
+      <w:r>
+        <w:rPr>
+          <w:b/>
+          <w:bCs/>
+        </w:rPr>
+        <w:t xml:space="preserve"> </w:t>
+      </w:r>
+      <w:r>
+        <w:t>Se incorporaron las referencias Pope (1995), OMS (2021) y Huang et al. (2023) para respaldar la afirmación sobre la asociación entre material particulado y efectos adversos en la salud.</w:t>
+      </w:r>
+    </w:p>
+    <w:p>
+      <w:pPr>
+        <w:pStyle w:val="Sinespaciado"/>
+        <w:jc w:val="both"/>
+        <w:rPr>
+          <w:b/>
+          <w:bCs/>
+        </w:rPr>
+      </w:pPr>
+    </w:p>
+    <w:p>
+      <w:pPr>
+        <w:pStyle w:val="Sinespaciado"/>
+        <w:jc w:val="both"/>
+        <w:rPr>
+          <w:highlight w:val="lightGray"/>
+        </w:rPr>
+      </w:pPr>
+      <w:r>
+        <w:rPr>
+          <w:b/>
+          <w:bCs/>
+          <w:highlight w:val="lightGray"/>
+        </w:rPr>
+        <w:t xml:space="preserve">Comentario 3: </w:t>
+      </w:r>
+      <w:r>
+        <w:rPr>
+          <w:highlight w:val="lightGray"/>
+        </w:rPr>
+        <w:t>En esta sección sería conveniente indicar que se dispone de un sistema o módulo para la medición de variables, diseñado y patentado en la universidad; sin embargo, actualmente no existe una plataforma que permita visualizar y analizar los datos generados, por lo que la presente propuesta busca aprovechar y potenciar el uso de dicho sistema.</w:t>
+      </w:r>
+    </w:p>
+    <w:p>
+      <w:pPr>
+        <w:pStyle w:val="Sinespaciado"/>
+        <w:jc w:val="both"/>
+        <w:rPr>
+          <w:b/>
+          <w:bCs/>
+        </w:rPr>
+      </w:pPr>
+      <w:r>
+        <w:rPr>
+          <w:b/>
+          <w:bCs/>
+          <w:highlight w:val="lightGray"/>
+        </w:rPr>
+        <w:t>Corrección:</w:t>
+      </w:r>
+      <w:r>
+        <w:rPr>
+          <w:b/>
+          <w:bCs/>
+        </w:rPr>
+        <w:t xml:space="preserve"> </w:t>
+      </w:r>
+    </w:p>
+    <w:p>
+      <w:pPr>
+        <w:pStyle w:val="Sinespaciado"/>
+        <w:jc w:val="both"/>
+        <w:rPr>
+          <w:b/>
+          <w:bCs/>
+        </w:rPr>
+      </w:pPr>
+    </w:p>
+    <w:p>
+      <w:pPr>
+        <w:pStyle w:val="Sinespaciado"/>
+        <w:jc w:val="both"/>
+      </w:pPr>
+      <w:r>
+        <w:rPr>
+          <w:b/>
+          <w:bCs/>
+        </w:rPr>
+        <w:t xml:space="preserve">Comentario 4: </w:t>
+      </w:r>
+      <w:r>
+        <w:t>Considerar separar ideas en la redacción incorporando puntos seguidos para que la lectura sea más fluida</w:t>
       </w:r>
     </w:p>
     <w:p>
@@ -777,102 +1153,57 @@
         </w:rPr>
         <w:t xml:space="preserve">: </w:t>
       </w:r>
-    </w:p>
-    <w:p>
-      <w:pPr>
-        <w:pStyle w:val="Sinespaciado"/>
-        <w:jc w:val="both"/>
-        <w:rPr>
-          <w:b/>
-          <w:bCs/>
-        </w:rPr>
-      </w:pPr>
-    </w:p>
-    <w:p>
-      <w:pPr>
-        <w:pStyle w:val="Sinespaciado"/>
-        <w:jc w:val="both"/>
-        <w:rPr>
-          <w:b/>
-          <w:bCs/>
-        </w:rPr>
-      </w:pPr>
-    </w:p>
-    <w:p>
-      <w:pPr>
-        <w:pStyle w:val="Sinespaciado"/>
-        <w:jc w:val="both"/>
-        <w:rPr>
-          <w:b/>
-          <w:bCs/>
-        </w:rPr>
-      </w:pPr>
-      <w:r>
-        <w:t xml:space="preserve">Jurado </w:t>
-      </w:r>
-      <w:r>
-        <w:t>2</w:t>
-      </w:r>
-      <w:r>
-        <w:t xml:space="preserve">: </w:t>
-      </w:r>
-    </w:p>
-    <w:p>
-      <w:pPr>
-        <w:pStyle w:val="Sinespaciado"/>
-        <w:jc w:val="both"/>
-        <w:rPr>
-          <w:b/>
-          <w:bCs/>
-        </w:rPr>
-      </w:pPr>
-    </w:p>
-    <w:p>
-      <w:pPr>
-        <w:pStyle w:val="Sinespaciado"/>
-        <w:jc w:val="both"/>
-        <w:rPr>
-          <w:bCs/>
-        </w:rPr>
-      </w:pPr>
-    </w:p>
-    <w:p>
-      <w:pPr>
-        <w:pStyle w:val="Sinespaciado"/>
-        <w:jc w:val="both"/>
-        <w:rPr>
-          <w:highlight w:val="cyan"/>
-        </w:rPr>
-      </w:pPr>
-      <w:r>
-        <w:rPr>
-          <w:b/>
-          <w:bCs/>
-          <w:highlight w:val="cyan"/>
-        </w:rPr>
-        <w:t xml:space="preserve">Comentario 1: </w:t>
-      </w:r>
-      <w:r>
-        <w:rPr>
-          <w:highlight w:val="cyan"/>
-        </w:rPr>
-        <w:t>Se recomienda incorporar en los anexos un enlace a un repositorio o a un medio de acceso que permita validar los avances y el funcionamiento del aplicativo.</w:t>
-      </w:r>
-    </w:p>
-    <w:p>
-      <w:pPr>
-        <w:pStyle w:val="Sinespaciado"/>
-        <w:jc w:val="both"/>
-        <w:rPr>
-          <w:b/>
-          <w:bCs/>
-        </w:rPr>
-      </w:pPr>
-      <w:r>
-        <w:rPr>
-          <w:b/>
-          <w:bCs/>
-          <w:highlight w:val="cyan"/>
+      <w:r>
+        <w:t>Las ideas fueron separadas correctamente con los signos de puntuación pertinentes a la corrección, logrando una mejor redacción para una lectura mas fluida.</w:t>
+      </w:r>
+    </w:p>
+    <w:p>
+      <w:pPr>
+        <w:pStyle w:val="Sinespaciado"/>
+        <w:jc w:val="both"/>
+        <w:rPr>
+          <w:b/>
+          <w:bCs/>
+        </w:rPr>
+      </w:pPr>
+    </w:p>
+    <w:p>
+      <w:pPr>
+        <w:pStyle w:val="Sinespaciado"/>
+        <w:jc w:val="both"/>
+        <w:rPr>
+          <w:highlight w:val="yellow"/>
+        </w:rPr>
+      </w:pPr>
+      <w:r>
+        <w:rPr>
+          <w:b/>
+          <w:bCs/>
+          <w:highlight w:val="yellow"/>
+        </w:rPr>
+        <w:t xml:space="preserve">Comentario 5: </w:t>
+      </w:r>
+      <w:r>
+        <w:rPr>
+          <w:highlight w:val="yellow"/>
+        </w:rPr>
+        <w:t>Al revisar los resultados presentados en el documento, se observa que no se realiza un modelado del proceso; más bien, se ofrece una descripción del mismo. Considerar cambiar el verbo de este objetivo</w:t>
+      </w:r>
+    </w:p>
+    <w:p>
+      <w:pPr>
+        <w:pStyle w:val="Sinespaciado"/>
+        <w:jc w:val="both"/>
+        <w:rPr>
+          <w:b/>
+          <w:bCs/>
+        </w:rPr>
+      </w:pPr>
+      <w:r>
+        <w:rPr>
+          <w:b/>
+          <w:bCs/>
+          <w:highlight w:val="yellow"/>
         </w:rPr>
         <w:t>Corrección:</w:t>
       </w:r>
@@ -899,233 +1230,6 @@
         <w:pStyle w:val="Sinespaciado"/>
         <w:jc w:val="both"/>
         <w:rPr>
-          <w:highlight w:val="cyan"/>
-        </w:rPr>
-      </w:pPr>
-      <w:r>
-        <w:rPr>
-          <w:b/>
-          <w:bCs/>
-          <w:highlight w:val="cyan"/>
-        </w:rPr>
-        <w:t xml:space="preserve">Comentario 2: </w:t>
-      </w:r>
-      <w:r>
-        <w:rPr>
-          <w:highlight w:val="cyan"/>
-        </w:rPr>
-        <w:t>ES conveniente añadir una referencia que respalde esta afirmación</w:t>
-      </w:r>
-    </w:p>
-    <w:p>
-      <w:pPr>
-        <w:pStyle w:val="Sinespaciado"/>
-        <w:jc w:val="both"/>
-        <w:rPr>
-          <w:b/>
-          <w:bCs/>
-        </w:rPr>
-      </w:pPr>
-      <w:r>
-        <w:rPr>
-          <w:b/>
-          <w:bCs/>
-          <w:highlight w:val="cyan"/>
-        </w:rPr>
-        <w:t>Corrección:</w:t>
-      </w:r>
-      <w:r>
-        <w:rPr>
-          <w:b/>
-          <w:bCs/>
-        </w:rPr>
-        <w:t xml:space="preserve"> </w:t>
-      </w:r>
-    </w:p>
-    <w:p>
-      <w:pPr>
-        <w:pStyle w:val="Sinespaciado"/>
-        <w:jc w:val="both"/>
-        <w:rPr>
-          <w:b/>
-          <w:bCs/>
-        </w:rPr>
-      </w:pPr>
-    </w:p>
-    <w:p>
-      <w:pPr>
-        <w:pStyle w:val="Sinespaciado"/>
-        <w:jc w:val="both"/>
-        <w:rPr>
-          <w:highlight w:val="lightGray"/>
-        </w:rPr>
-      </w:pPr>
-      <w:r>
-        <w:rPr>
-          <w:b/>
-          <w:bCs/>
-          <w:highlight w:val="lightGray"/>
-        </w:rPr>
-        <w:t xml:space="preserve">Comentario 3: </w:t>
-      </w:r>
-      <w:r>
-        <w:rPr>
-          <w:highlight w:val="lightGray"/>
-        </w:rPr>
-        <w:t>En esta sección sería conveniente indicar que se dispone de un sistema o módulo para la medición de variables, diseñado y patentado en la universidad; sin embargo, actualmente no existe una plataforma que permita visualizar y analizar los datos generados, por lo que la presente propuesta busca aprovechar y potenciar el uso de dicho sistema.</w:t>
-      </w:r>
-    </w:p>
-    <w:p>
-      <w:pPr>
-        <w:pStyle w:val="Sinespaciado"/>
-        <w:jc w:val="both"/>
-        <w:rPr>
-          <w:b/>
-          <w:bCs/>
-        </w:rPr>
-      </w:pPr>
-      <w:r>
-        <w:rPr>
-          <w:b/>
-          <w:bCs/>
-          <w:highlight w:val="lightGray"/>
-        </w:rPr>
-        <w:t>Corrección:</w:t>
-      </w:r>
-      <w:r>
-        <w:rPr>
-          <w:b/>
-          <w:bCs/>
-        </w:rPr>
-        <w:t xml:space="preserve"> </w:t>
-      </w:r>
-    </w:p>
-    <w:p>
-      <w:pPr>
-        <w:pStyle w:val="Sinespaciado"/>
-        <w:jc w:val="both"/>
-        <w:rPr>
-          <w:b/>
-          <w:bCs/>
-        </w:rPr>
-      </w:pPr>
-    </w:p>
-    <w:p>
-      <w:pPr>
-        <w:pStyle w:val="Sinespaciado"/>
-        <w:jc w:val="both"/>
-      </w:pPr>
-      <w:r>
-        <w:rPr>
-          <w:b/>
-          <w:bCs/>
-        </w:rPr>
-        <w:t xml:space="preserve">Comentario 4: </w:t>
-      </w:r>
-      <w:r>
-        <w:t>Considerar separar ideas en la redacción incorporando puntos seguidos para que la lectura sea más fluida</w:t>
-      </w:r>
-    </w:p>
-    <w:p>
-      <w:pPr>
-        <w:pStyle w:val="Sinespaciado"/>
-        <w:jc w:val="both"/>
-        <w:rPr>
-          <w:b/>
-          <w:bCs/>
-        </w:rPr>
-      </w:pPr>
-      <w:r>
-        <w:rPr>
-          <w:b/>
-          <w:bCs/>
-        </w:rPr>
-        <w:t>Corrección</w:t>
-      </w:r>
-      <w:r>
-        <w:rPr>
-          <w:b/>
-          <w:bCs/>
-        </w:rPr>
-        <w:t xml:space="preserve">: </w:t>
-      </w:r>
-      <w:r>
-        <w:t>Las ideas fueron separadas correctamente con los signos de puntuación pertinentes a la corrección, logrando una mejor redacción para una lectura mas fluida.</w:t>
-      </w:r>
-    </w:p>
-    <w:p>
-      <w:pPr>
-        <w:pStyle w:val="Sinespaciado"/>
-        <w:jc w:val="both"/>
-        <w:rPr>
-          <w:b/>
-          <w:bCs/>
-        </w:rPr>
-      </w:pPr>
-    </w:p>
-    <w:p>
-      <w:pPr>
-        <w:pStyle w:val="Sinespaciado"/>
-        <w:jc w:val="both"/>
-        <w:rPr>
-          <w:highlight w:val="yellow"/>
-        </w:rPr>
-      </w:pPr>
-      <w:r>
-        <w:rPr>
-          <w:b/>
-          <w:bCs/>
-          <w:highlight w:val="yellow"/>
-        </w:rPr>
-        <w:t xml:space="preserve">Comentario 5: </w:t>
-      </w:r>
-      <w:r>
-        <w:rPr>
-          <w:highlight w:val="yellow"/>
-        </w:rPr>
-        <w:t>Al revisar los resultados presentados en el documento, se observa que no se realiza un modelado del proceso; más bien, se ofrece una descripción del mismo. Considerar cambiar el verbo de este objetivo</w:t>
-      </w:r>
-    </w:p>
-    <w:p>
-      <w:pPr>
-        <w:pStyle w:val="Sinespaciado"/>
-        <w:jc w:val="both"/>
-        <w:rPr>
-          <w:b/>
-          <w:bCs/>
-        </w:rPr>
-      </w:pPr>
-      <w:r>
-        <w:rPr>
-          <w:b/>
-          <w:bCs/>
-          <w:highlight w:val="yellow"/>
-        </w:rPr>
-        <w:t>Corrección:</w:t>
-      </w:r>
-      <w:r>
-        <w:rPr>
-          <w:b/>
-          <w:bCs/>
-        </w:rPr>
-        <w:t xml:space="preserve"> </w:t>
-      </w:r>
-    </w:p>
-    <w:p>
-      <w:pPr>
-        <w:pStyle w:val="Sinespaciado"/>
-        <w:jc w:val="both"/>
-        <w:rPr>
-          <w:b/>
-          <w:bCs/>
-        </w:rPr>
-      </w:pPr>
-    </w:p>
-    <w:p>
-      <w:pPr>
-        <w:pStyle w:val="Sinespaciado"/>
-        <w:jc w:val="both"/>
-        <w:rPr>
           <w:bCs/>
           <w:highlight w:val="yellow"/>
         </w:rPr>
@@ -1224,19 +1328,7 @@
         <w:rPr>
           <w:highlight w:val="yellow"/>
         </w:rPr>
-        <w:t xml:space="preserve">Las ideas fueron separadas correctamente con los signos de puntuación pertinentes a la corrección, logrando una mejor redacción para una lectura </w:t>
-      </w:r>
-      <w:r>
-        <w:rPr>
-          <w:highlight w:val="yellow"/>
-        </w:rPr>
-        <w:t>más</w:t>
-      </w:r>
-      <w:r>
-        <w:rPr>
-          <w:highlight w:val="yellow"/>
-        </w:rPr>
-        <w:t xml:space="preserve"> fluida.</w:t>
+        <w:t>Las ideas fueron separadas correctamente con los signos de puntuación pertinentes a la corrección, logrando una mejor redacción para una lectura más fluida.</w:t>
       </w:r>
     </w:p>
     <w:p>
@@ -1282,7 +1374,6 @@
           <w:b/>
           <w:bCs/>
         </w:rPr>
-        <w:lastRenderedPageBreak/>
         <w:t>Corrección</w:t>
       </w:r>
       <w:r>
@@ -1350,37 +1441,259 @@
           <w:i/>
           <w:iCs/>
         </w:rPr>
-        <w:t>Sensores del dispositivo utilizado</w:t>
-      </w:r>
-      <w:r>
-        <w:rPr>
+        <w:t>Sensores del dispositivo utilizado”,</w:t>
+      </w:r>
+      <w:r>
+        <w:t xml:space="preserve"> siendo este un titulo mas pertinente al contenido que presenta la subsección y que se acoge a la corrección.</w:t>
+      </w:r>
+      <w:r>
+        <w:rPr>
+          <w:b/>
+          <w:bCs/>
           <w:i/>
           <w:iCs/>
         </w:rPr>
-        <w:t>”,</w:t>
-      </w:r>
-      <w:r>
-        <w:t xml:space="preserve"> siendo este un titulo mas pertinente al contenido que presenta la subsección y que se acoge a la corrección.</w:t>
-      </w:r>
-      <w:r>
-        <w:rPr>
-          <w:b/>
-          <w:bCs/>
-          <w:i/>
-          <w:iCs/>
+        <w:t xml:space="preserve">  </w:t>
+      </w:r>
+      <w:r>
+        <w:rPr>
+          <w:b/>
+          <w:bCs/>
         </w:rPr>
         <w:t xml:space="preserve"> </w:t>
       </w:r>
-      <w:r>
-        <w:rPr>
-          <w:b/>
-          <w:bCs/>
-          <w:i/>
-          <w:iCs/>
+    </w:p>
+    <w:p>
+      <w:pPr>
+        <w:pStyle w:val="Sinespaciado"/>
+        <w:jc w:val="both"/>
+        <w:rPr>
+          <w:b/>
+          <w:bCs/>
+        </w:rPr>
+      </w:pPr>
+    </w:p>
+    <w:p>
+      <w:pPr>
+        <w:pStyle w:val="Sinespaciado"/>
+        <w:jc w:val="both"/>
+      </w:pPr>
+      <w:r>
+        <w:rPr>
+          <w:b/>
+          <w:bCs/>
+        </w:rPr>
+        <w:t xml:space="preserve">Comentario </w:t>
+      </w:r>
+      <w:r>
+        <w:rPr>
+          <w:b/>
+          <w:bCs/>
+        </w:rPr>
+        <w:t>10</w:t>
+      </w:r>
+      <w:r>
+        <w:rPr>
+          <w:b/>
+          <w:bCs/>
+        </w:rPr>
+        <w:t xml:space="preserve">: </w:t>
+      </w:r>
+      <w:r>
+        <w:t>Incorporar nomenclatura de ejes en la figura (Eje x entiendo es tiempo en segundos [s] y eje y es material particulado [</w:t>
+      </w:r>
+      <w:r>
+        <w:rPr>
+          <w:b/>
+          <w:bCs/>
+        </w:rPr>
+        <w:t>µg/m³</w:t>
+      </w:r>
+      <w:r>
+        <w:t>])</w:t>
+      </w:r>
+    </w:p>
+    <w:p>
+      <w:pPr>
+        <w:pStyle w:val="Sinespaciado"/>
+        <w:jc w:val="both"/>
+        <w:rPr>
+          <w:b/>
+          <w:bCs/>
+        </w:rPr>
+      </w:pPr>
+      <w:r>
+        <w:rPr>
+          <w:b/>
+          <w:bCs/>
+        </w:rPr>
+        <w:t>Corrección:</w:t>
+      </w:r>
+      <w:r>
+        <w:rPr>
+          <w:b/>
+          <w:bCs/>
         </w:rPr>
         <w:t xml:space="preserve"> </w:t>
       </w:r>
       <w:r>
+        <w:t>Se agregaron las etiquetas de los ejes en</w:t>
+      </w:r>
+      <w:r>
+        <w:t xml:space="preserve"> todas</w:t>
+      </w:r>
+      <w:r>
+        <w:t xml:space="preserve"> la</w:t>
+      </w:r>
+      <w:r>
+        <w:t>s</w:t>
+      </w:r>
+      <w:r>
+        <w:t xml:space="preserve"> gráfica</w:t>
+      </w:r>
+      <w:r>
+        <w:t>s</w:t>
+      </w:r>
+      <w:r>
+        <w:t>: en el eje X, tiempo en segundos [s]; en el eje Y, concentración de material particulado en microgramos por metro cúbico [µg/m³]</w:t>
+      </w:r>
+    </w:p>
+    <w:p>
+      <w:pPr>
+        <w:pStyle w:val="Sinespaciado"/>
+        <w:jc w:val="both"/>
+      </w:pPr>
+    </w:p>
+    <w:p>
+      <w:pPr>
+        <w:pStyle w:val="Sinespaciado"/>
+        <w:jc w:val="both"/>
+      </w:pPr>
+      <w:r>
+        <w:rPr>
+          <w:b/>
+          <w:bCs/>
+        </w:rPr>
+        <w:t xml:space="preserve">Comentario </w:t>
+      </w:r>
+      <w:r>
+        <w:rPr>
+          <w:b/>
+          <w:bCs/>
+        </w:rPr>
+        <w:t>11</w:t>
+      </w:r>
+      <w:r>
+        <w:rPr>
+          <w:b/>
+          <w:bCs/>
+        </w:rPr>
+        <w:t xml:space="preserve">: </w:t>
+      </w:r>
+      <w:r>
+        <w:t>Variedad de mediciones más amplia</w:t>
+      </w:r>
+    </w:p>
+    <w:p>
+      <w:pPr>
+        <w:pStyle w:val="Sinespaciado"/>
+        <w:jc w:val="both"/>
+        <w:rPr>
+          <w:b/>
+          <w:bCs/>
+        </w:rPr>
+      </w:pPr>
+      <w:r>
+        <w:rPr>
+          <w:b/>
+          <w:bCs/>
+        </w:rPr>
+        <w:t>Corrección</w:t>
+      </w:r>
+      <w:r>
+        <w:rPr>
+          <w:b/>
+          <w:bCs/>
+        </w:rPr>
+        <w:t xml:space="preserve">: </w:t>
+      </w:r>
+      <w:r>
+        <w:t xml:space="preserve">Se corrigió el orden de las </w:t>
+      </w:r>
+      <w:r>
+        <w:t>palabras para aclarar la idea</w:t>
+      </w:r>
+      <w:r>
+        <w:t>.</w:t>
+      </w:r>
+    </w:p>
+    <w:p>
+      <w:pPr>
+        <w:pStyle w:val="Sinespaciado"/>
+        <w:jc w:val="both"/>
+        <w:rPr>
+          <w:b/>
+          <w:bCs/>
+        </w:rPr>
+      </w:pPr>
+    </w:p>
+    <w:p>
+      <w:pPr>
+        <w:pStyle w:val="Sinespaciado"/>
+        <w:jc w:val="both"/>
+        <w:rPr>
+          <w:highlight w:val="cyan"/>
+        </w:rPr>
+      </w:pPr>
+      <w:r>
+        <w:rPr>
+          <w:b/>
+          <w:bCs/>
+          <w:highlight w:val="cyan"/>
+        </w:rPr>
+        <w:t xml:space="preserve">Comentario </w:t>
+      </w:r>
+      <w:r>
+        <w:rPr>
+          <w:b/>
+          <w:bCs/>
+          <w:highlight w:val="cyan"/>
+        </w:rPr>
+        <w:t>12</w:t>
+      </w:r>
+      <w:r>
+        <w:rPr>
+          <w:b/>
+          <w:bCs/>
+          <w:highlight w:val="cyan"/>
+        </w:rPr>
+        <w:t xml:space="preserve">: </w:t>
+      </w:r>
+      <w:r>
+        <w:rPr>
+          <w:highlight w:val="cyan"/>
+        </w:rPr>
+        <w:t>Esta Figura no aposta mucho, la explicación que se realiza a partir de esta se puede hacer con la Figura 4</w:t>
+      </w:r>
+    </w:p>
+    <w:p>
+      <w:pPr>
+        <w:pStyle w:val="Sinespaciado"/>
+        <w:jc w:val="both"/>
+        <w:rPr>
+          <w:b/>
+          <w:bCs/>
+        </w:rPr>
+      </w:pPr>
+      <w:r>
+        <w:rPr>
+          <w:b/>
+          <w:bCs/>
+          <w:highlight w:val="cyan"/>
+        </w:rPr>
+        <w:t>Corrección:</w:t>
+      </w:r>
+      <w:r>
         <w:rPr>
           <w:b/>
           <w:bCs/>
@@ -1420,7 +1733,7 @@
           <w:bCs/>
           <w:highlight w:val="cyan"/>
         </w:rPr>
-        <w:t>10</w:t>
+        <w:t>13</w:t>
       </w:r>
       <w:r>
         <w:rPr>
@@ -1434,31 +1747,51 @@
         <w:rPr>
           <w:highlight w:val="cyan"/>
         </w:rPr>
-        <w:t>Incorporar nomenclatura de ejes en la figura (Eje x entiendo es tiempo en segundos [s] y eje y es material particulado [</w:t>
-      </w:r>
+        <w:t>Se recomienda que todas las figuras estén explicadas en el texto, esta no está. Adicionalmente, se observa que el sensor o tarjeta de adquisición se encuentra dentro de una caja o recipiente, no sé si eso afecte la calidad de las medidas</w:t>
+      </w:r>
+    </w:p>
+    <w:p>
+      <w:pPr>
+        <w:pStyle w:val="Sinespaciado"/>
+        <w:jc w:val="both"/>
+        <w:rPr>
+          <w:b/>
+          <w:bCs/>
+        </w:rPr>
+      </w:pPr>
       <w:r>
         <w:rPr>
           <w:b/>
           <w:bCs/>
           <w:highlight w:val="cyan"/>
         </w:rPr>
-        <w:t>µg/m³</w:t>
-      </w:r>
-      <w:r>
+        <w:t>Corrección:</w:t>
+      </w:r>
+      <w:r>
+        <w:rPr>
+          <w:b/>
+          <w:bCs/>
+        </w:rPr>
+        <w:t xml:space="preserve"> </w:t>
+      </w:r>
+    </w:p>
+    <w:p>
+      <w:pPr>
+        <w:pStyle w:val="Sinespaciado"/>
+        <w:jc w:val="both"/>
+        <w:rPr>
+          <w:b/>
+          <w:bCs/>
+        </w:rPr>
+      </w:pPr>
+    </w:p>
+    <w:p>
+      <w:pPr>
+        <w:pStyle w:val="Sinespaciado"/>
+        <w:jc w:val="both"/>
         <w:rPr>
           <w:highlight w:val="cyan"/>
         </w:rPr>
-        <w:t>])</w:t>
-      </w:r>
-    </w:p>
-    <w:p>
-      <w:pPr>
-        <w:pStyle w:val="Sinespaciado"/>
-        <w:jc w:val="both"/>
-        <w:rPr>
-          <w:b/>
-          <w:bCs/>
-        </w:rPr>
       </w:pPr>
       <w:r>
         <w:rPr>
@@ -1466,6 +1799,46 @@
           <w:bCs/>
           <w:highlight w:val="cyan"/>
         </w:rPr>
+        <w:t xml:space="preserve">Comentario </w:t>
+      </w:r>
+      <w:r>
+        <w:rPr>
+          <w:b/>
+          <w:bCs/>
+          <w:highlight w:val="cyan"/>
+        </w:rPr>
+        <w:t>14</w:t>
+      </w:r>
+      <w:r>
+        <w:rPr>
+          <w:b/>
+          <w:bCs/>
+          <w:highlight w:val="cyan"/>
+        </w:rPr>
+        <w:t xml:space="preserve">: </w:t>
+      </w:r>
+      <w:r>
+        <w:rPr>
+          <w:highlight w:val="cyan"/>
+        </w:rPr>
+        <w:t>Figura no mencionada ni explicada en el texto</w:t>
+      </w:r>
+    </w:p>
+    <w:p>
+      <w:pPr>
+        <w:pStyle w:val="Sinespaciado"/>
+        <w:jc w:val="both"/>
+        <w:rPr>
+          <w:b/>
+          <w:bCs/>
+        </w:rPr>
+      </w:pPr>
+      <w:r>
+        <w:rPr>
+          <w:b/>
+          <w:bCs/>
+          <w:highlight w:val="cyan"/>
+        </w:rPr>
         <w:t>Corrección:</w:t>
       </w:r>
       <w:r>
@@ -1480,17 +1853,25 @@
       <w:pPr>
         <w:pStyle w:val="Sinespaciado"/>
         <w:jc w:val="both"/>
-      </w:pPr>
-    </w:p>
-    <w:p>
-      <w:pPr>
-        <w:pStyle w:val="Sinespaciado"/>
-        <w:jc w:val="both"/>
-      </w:pPr>
-      <w:r>
-        <w:rPr>
-          <w:b/>
-          <w:bCs/>
+        <w:rPr>
+          <w:b/>
+          <w:bCs/>
+        </w:rPr>
+      </w:pPr>
+    </w:p>
+    <w:p>
+      <w:pPr>
+        <w:pStyle w:val="Sinespaciado"/>
+        <w:jc w:val="both"/>
+        <w:rPr>
+          <w:highlight w:val="yellow"/>
+        </w:rPr>
+      </w:pPr>
+      <w:r>
+        <w:rPr>
+          <w:b/>
+          <w:bCs/>
+          <w:highlight w:val="yellow"/>
         </w:rPr>
         <w:t xml:space="preserve">Comentario </w:t>
       </w:r>
@@ -1498,18 +1879,264 @@
         <w:rPr>
           <w:b/>
           <w:bCs/>
-        </w:rPr>
-        <w:t>11</w:t>
-      </w:r>
-      <w:r>
-        <w:rPr>
-          <w:b/>
-          <w:bCs/>
+          <w:highlight w:val="yellow"/>
+        </w:rPr>
+        <w:t>15</w:t>
+      </w:r>
+      <w:r>
+        <w:rPr>
+          <w:b/>
+          <w:bCs/>
+          <w:highlight w:val="yellow"/>
         </w:rPr>
         <w:t xml:space="preserve">: </w:t>
       </w:r>
       <w:r>
-        <w:t>Variedad de mediciones más amplia</w:t>
+        <w:rPr>
+          <w:highlight w:val="yellow"/>
+        </w:rPr>
+        <w:t>No es un modelo medidor de aire, corregir este subtítulo</w:t>
+      </w:r>
+    </w:p>
+    <w:p>
+      <w:pPr>
+        <w:pStyle w:val="Sinespaciado"/>
+        <w:jc w:val="both"/>
+        <w:rPr>
+          <w:b/>
+          <w:bCs/>
+        </w:rPr>
+      </w:pPr>
+      <w:r>
+        <w:rPr>
+          <w:b/>
+          <w:bCs/>
+          <w:highlight w:val="yellow"/>
+        </w:rPr>
+        <w:t>Corrección:</w:t>
+      </w:r>
+      <w:r>
+        <w:rPr>
+          <w:b/>
+          <w:bCs/>
+        </w:rPr>
+        <w:t xml:space="preserve"> </w:t>
+      </w:r>
+    </w:p>
+    <w:p>
+      <w:pPr>
+        <w:pStyle w:val="Sinespaciado"/>
+        <w:jc w:val="both"/>
+        <w:rPr>
+          <w:b/>
+          <w:bCs/>
+        </w:rPr>
+      </w:pPr>
+    </w:p>
+    <w:p>
+      <w:pPr>
+        <w:pStyle w:val="Sinespaciado"/>
+        <w:jc w:val="both"/>
+      </w:pPr>
+      <w:r>
+        <w:rPr>
+          <w:b/>
+          <w:bCs/>
+          <w:highlight w:val="yellow"/>
+        </w:rPr>
+        <w:lastRenderedPageBreak/>
+        <w:t xml:space="preserve">Comentario </w:t>
+      </w:r>
+      <w:r>
+        <w:rPr>
+          <w:b/>
+          <w:bCs/>
+          <w:highlight w:val="yellow"/>
+        </w:rPr>
+        <w:t>16</w:t>
+      </w:r>
+      <w:r>
+        <w:rPr>
+          <w:b/>
+          <w:bCs/>
+          <w:highlight w:val="yellow"/>
+        </w:rPr>
+        <w:t xml:space="preserve">: </w:t>
+      </w:r>
+      <w:r>
+        <w:rPr>
+          <w:highlight w:val="yellow"/>
+        </w:rPr>
+        <w:t xml:space="preserve">El nombre asignado a esta columna no es conceptualmente consistente, no se adapta a todas las descripciones de las filas </w:t>
+      </w:r>
+      <w:proofErr w:type="spellStart"/>
+      <w:r>
+        <w:rPr>
+          <w:highlight w:val="yellow"/>
+        </w:rPr>
+        <w:t>Ej</w:t>
+      </w:r>
+      <w:proofErr w:type="spellEnd"/>
+      <w:r>
+        <w:rPr>
+          <w:highlight w:val="yellow"/>
+        </w:rPr>
+        <w:t xml:space="preserve">: Dispositivo </w:t>
+      </w:r>
+      <w:proofErr w:type="spellStart"/>
+      <w:r>
+        <w:rPr>
+          <w:highlight w:val="yellow"/>
+        </w:rPr>
+        <w:t>IoT</w:t>
+      </w:r>
+      <w:proofErr w:type="spellEnd"/>
+      <w:r>
+        <w:rPr>
+          <w:highlight w:val="yellow"/>
+        </w:rPr>
+        <w:t xml:space="preserve"> no es un rol si no un recurso</w:t>
+      </w:r>
+    </w:p>
+    <w:p>
+      <w:pPr>
+        <w:pStyle w:val="Sinespaciado"/>
+        <w:jc w:val="both"/>
+        <w:rPr>
+          <w:b/>
+          <w:bCs/>
+        </w:rPr>
+      </w:pPr>
+      <w:r>
+        <w:rPr>
+          <w:b/>
+          <w:bCs/>
+          <w:highlight w:val="yellow"/>
+        </w:rPr>
+        <w:t>Corrección:</w:t>
+      </w:r>
+      <w:r>
+        <w:rPr>
+          <w:b/>
+          <w:bCs/>
+        </w:rPr>
+        <w:t xml:space="preserve"> </w:t>
+      </w:r>
+    </w:p>
+    <w:p>
+      <w:pPr>
+        <w:pStyle w:val="Sinespaciado"/>
+        <w:jc w:val="both"/>
+        <w:rPr>
+          <w:b/>
+          <w:bCs/>
+          <w:highlight w:val="yellow"/>
+        </w:rPr>
+      </w:pPr>
+    </w:p>
+    <w:p>
+      <w:pPr>
+        <w:pStyle w:val="Sinespaciado"/>
+        <w:jc w:val="both"/>
+        <w:rPr>
+          <w:bCs/>
+          <w:highlight w:val="yellow"/>
+        </w:rPr>
+      </w:pPr>
+      <w:r>
+        <w:rPr>
+          <w:b/>
+          <w:bCs/>
+          <w:highlight w:val="yellow"/>
+        </w:rPr>
+        <w:t xml:space="preserve">Comentario </w:t>
+      </w:r>
+      <w:r>
+        <w:rPr>
+          <w:b/>
+          <w:bCs/>
+          <w:highlight w:val="yellow"/>
+        </w:rPr>
+        <w:t>17</w:t>
+      </w:r>
+      <w:r>
+        <w:rPr>
+          <w:b/>
+          <w:bCs/>
+          <w:highlight w:val="yellow"/>
+        </w:rPr>
+        <w:t xml:space="preserve">: </w:t>
+      </w:r>
+      <w:r>
+        <w:rPr>
+          <w:highlight w:val="yellow"/>
+        </w:rPr>
+        <w:t>No es clara la diferencia entre la entrada y la salida. Si se hace referencia a la adquisición de datos en campo, la entrada no son datos del aire si no el aire como tal, ya los sensores hacen la captura de los diferentes datos de la muestra de aire que procesan.</w:t>
+      </w:r>
+    </w:p>
+    <w:p>
+      <w:pPr>
+        <w:pStyle w:val="Sinespaciado"/>
+        <w:jc w:val="both"/>
+        <w:rPr>
+          <w:b/>
+          <w:bCs/>
+        </w:rPr>
+      </w:pPr>
+      <w:r>
+        <w:rPr>
+          <w:b/>
+          <w:bCs/>
+          <w:highlight w:val="yellow"/>
+        </w:rPr>
+        <w:t>Corrección:</w:t>
+      </w:r>
+      <w:r>
+        <w:rPr>
+          <w:b/>
+          <w:bCs/>
+        </w:rPr>
+        <w:t xml:space="preserve"> </w:t>
+      </w:r>
+    </w:p>
+    <w:p>
+      <w:pPr>
+        <w:pStyle w:val="Sinespaciado"/>
+        <w:jc w:val="both"/>
+        <w:rPr>
+          <w:b/>
+          <w:bCs/>
+        </w:rPr>
+      </w:pPr>
+    </w:p>
+    <w:p>
+      <w:pPr>
+        <w:pStyle w:val="Sinespaciado"/>
+        <w:jc w:val="both"/>
+      </w:pPr>
+      <w:r>
+        <w:rPr>
+          <w:b/>
+          <w:bCs/>
+        </w:rPr>
+        <w:t xml:space="preserve">Comentario </w:t>
+      </w:r>
+      <w:r>
+        <w:rPr>
+          <w:b/>
+          <w:bCs/>
+        </w:rPr>
+        <w:t>18</w:t>
+      </w:r>
+      <w:r>
+        <w:rPr>
+          <w:b/>
+          <w:bCs/>
+        </w:rPr>
+        <w:t xml:space="preserve">: </w:t>
+      </w:r>
+      <w:r>
+        <w:t>Cuando se revisa la tabla 10 aparecen roles como invitado e investigador y en estas figuras se detallan los modelos del proceso, es importante incorporar una descripción que permita, diferenciar y justificar el por qué se crearán estos tipos de usuarios.</w:t>
       </w:r>
     </w:p>
     <w:p>
@@ -1536,10 +2163,289 @@
         <w:t xml:space="preserve">: </w:t>
       </w:r>
       <w:r>
-        <w:t xml:space="preserve">Se corrigió el orden de las </w:t>
-      </w:r>
-      <w:r>
-        <w:t>palabras para aclarar la idea</w:t>
+        <w:t>Fueron especificados en el documento cada uno de los roles presentados en el proceso.</w:t>
+      </w:r>
+    </w:p>
+    <w:p>
+      <w:pPr>
+        <w:pStyle w:val="Sinespaciado"/>
+        <w:jc w:val="both"/>
+        <w:rPr>
+          <w:b/>
+          <w:bCs/>
+        </w:rPr>
+      </w:pPr>
+    </w:p>
+    <w:p>
+      <w:pPr>
+        <w:pStyle w:val="Sinespaciado"/>
+        <w:jc w:val="both"/>
+        <w:rPr>
+          <w:b/>
+          <w:bCs/>
+        </w:rPr>
+      </w:pPr>
+    </w:p>
+    <w:p>
+      <w:pPr>
+        <w:pStyle w:val="Sinespaciado"/>
+        <w:jc w:val="both"/>
+      </w:pPr>
+      <w:r>
+        <w:rPr>
+          <w:b/>
+          <w:bCs/>
+        </w:rPr>
+        <w:t>Comentario</w:t>
+      </w:r>
+      <w:r>
+        <w:rPr>
+          <w:b/>
+          <w:bCs/>
+        </w:rPr>
+        <w:t xml:space="preserve"> 19</w:t>
+      </w:r>
+      <w:r>
+        <w:rPr>
+          <w:b/>
+          <w:bCs/>
+        </w:rPr>
+        <w:t xml:space="preserve">: </w:t>
+      </w:r>
+      <w:r>
+        <w:t>eliminar</w:t>
+      </w:r>
+    </w:p>
+    <w:p>
+      <w:pPr>
+        <w:pStyle w:val="Sinespaciado"/>
+        <w:jc w:val="both"/>
+      </w:pPr>
+      <w:r>
+        <w:rPr>
+          <w:b/>
+          <w:bCs/>
+        </w:rPr>
+        <w:t>Corrección</w:t>
+      </w:r>
+      <w:r>
+        <w:rPr>
+          <w:b/>
+          <w:bCs/>
+        </w:rPr>
+        <w:t xml:space="preserve">: </w:t>
+      </w:r>
+      <w:r>
+        <w:t>Se elimino el contenido.</w:t>
+      </w:r>
+    </w:p>
+    <w:p>
+      <w:pPr>
+        <w:pStyle w:val="Sinespaciado"/>
+        <w:jc w:val="both"/>
+        <w:rPr>
+          <w:b/>
+          <w:bCs/>
+        </w:rPr>
+      </w:pPr>
+    </w:p>
+    <w:p>
+      <w:pPr>
+        <w:pStyle w:val="Sinespaciado"/>
+        <w:jc w:val="both"/>
+      </w:pPr>
+      <w:r>
+        <w:rPr>
+          <w:b/>
+          <w:bCs/>
+        </w:rPr>
+        <w:t xml:space="preserve">Comentario </w:t>
+      </w:r>
+      <w:r>
+        <w:rPr>
+          <w:b/>
+          <w:bCs/>
+        </w:rPr>
+        <w:t>20</w:t>
+      </w:r>
+      <w:r>
+        <w:rPr>
+          <w:b/>
+          <w:bCs/>
+        </w:rPr>
+        <w:t xml:space="preserve">: </w:t>
+      </w:r>
+      <w:r>
+        <w:t>Si es posible, sería conveniente mejorar la calidad de la imagen</w:t>
+      </w:r>
+    </w:p>
+    <w:p>
+      <w:pPr>
+        <w:pStyle w:val="Sinespaciado"/>
+        <w:jc w:val="both"/>
+        <w:rPr>
+          <w:b/>
+          <w:bCs/>
+        </w:rPr>
+      </w:pPr>
+      <w:r>
+        <w:rPr>
+          <w:b/>
+          <w:bCs/>
+        </w:rPr>
+        <w:t>Corrección</w:t>
+      </w:r>
+      <w:r>
+        <w:rPr>
+          <w:b/>
+          <w:bCs/>
+        </w:rPr>
+        <w:t xml:space="preserve">: </w:t>
+      </w:r>
+      <w:r>
+        <w:t>Fue reemplazada la imagen por una de mayor resolución.</w:t>
+      </w:r>
+    </w:p>
+    <w:p>
+      <w:pPr>
+        <w:pStyle w:val="Sinespaciado"/>
+        <w:jc w:val="both"/>
+        <w:rPr>
+          <w:b/>
+          <w:bCs/>
+        </w:rPr>
+      </w:pPr>
+    </w:p>
+    <w:p>
+      <w:pPr>
+        <w:pStyle w:val="Sinespaciado"/>
+        <w:jc w:val="both"/>
+        <w:rPr>
+          <w:bCs/>
+        </w:rPr>
+      </w:pPr>
+      <w:r>
+        <w:rPr>
+          <w:b/>
+          <w:bCs/>
+        </w:rPr>
+        <w:t xml:space="preserve">Comentario </w:t>
+      </w:r>
+      <w:r>
+        <w:rPr>
+          <w:b/>
+          <w:bCs/>
+        </w:rPr>
+        <w:t>21</w:t>
+      </w:r>
+      <w:r>
+        <w:rPr>
+          <w:b/>
+          <w:bCs/>
+        </w:rPr>
+        <w:t xml:space="preserve">: </w:t>
+      </w:r>
+      <w:r>
+        <w:t>Recortar la figura para eliminar espacios en blanco</w:t>
+      </w:r>
+    </w:p>
+    <w:p>
+      <w:pPr>
+        <w:pStyle w:val="Sinespaciado"/>
+        <w:jc w:val="both"/>
+        <w:rPr>
+          <w:b/>
+          <w:bCs/>
+        </w:rPr>
+      </w:pPr>
+      <w:r>
+        <w:rPr>
+          <w:b/>
+          <w:bCs/>
+        </w:rPr>
+        <w:t>Corrección</w:t>
+      </w:r>
+      <w:r>
+        <w:rPr>
+          <w:b/>
+          <w:bCs/>
+        </w:rPr>
+        <w:t xml:space="preserve">: </w:t>
+      </w:r>
+      <w:r>
+        <w:t>Se recorto la figura eliminando los espacios en blanco innecesarios.</w:t>
+      </w:r>
+    </w:p>
+    <w:p>
+      <w:pPr>
+        <w:pStyle w:val="Sinespaciado"/>
+        <w:jc w:val="both"/>
+        <w:rPr>
+          <w:b/>
+          <w:bCs/>
+        </w:rPr>
+      </w:pPr>
+    </w:p>
+    <w:p>
+      <w:pPr>
+        <w:pStyle w:val="Sinespaciado"/>
+        <w:jc w:val="both"/>
+      </w:pPr>
+      <w:r>
+        <w:rPr>
+          <w:b/>
+          <w:bCs/>
+        </w:rPr>
+        <w:t xml:space="preserve">Comentario </w:t>
+      </w:r>
+      <w:r>
+        <w:rPr>
+          <w:b/>
+          <w:bCs/>
+        </w:rPr>
+        <w:t>22</w:t>
+      </w:r>
+      <w:r>
+        <w:rPr>
+          <w:b/>
+          <w:bCs/>
+        </w:rPr>
+        <w:t xml:space="preserve">: </w:t>
+      </w:r>
+      <w:r>
+        <w:t>Figura</w:t>
+      </w:r>
+    </w:p>
+    <w:p>
+      <w:pPr>
+        <w:pStyle w:val="Sinespaciado"/>
+        <w:jc w:val="both"/>
+      </w:pPr>
+      <w:r>
+        <w:rPr>
+          <w:b/>
+          <w:bCs/>
+        </w:rPr>
+        <w:t>Corrección</w:t>
+      </w:r>
+      <w:r>
+        <w:rPr>
+          <w:b/>
+          <w:bCs/>
+        </w:rPr>
+        <w:t xml:space="preserve">: </w:t>
+      </w:r>
+      <w:r>
+        <w:t xml:space="preserve">Se cambio la primera letra </w:t>
+      </w:r>
+      <w:r>
+        <w:t xml:space="preserve">de minúscula </w:t>
+      </w:r>
+      <w:r>
+        <w:t xml:space="preserve">a </w:t>
+      </w:r>
+      <w:r>
+        <w:t>mayúscula</w:t>
       </w:r>
       <w:r>
         <w:t>.</w:t>
@@ -1559,15 +2465,11 @@
       <w:pPr>
         <w:pStyle w:val="Sinespaciado"/>
         <w:jc w:val="both"/>
-        <w:rPr>
-          <w:highlight w:val="cyan"/>
-        </w:rPr>
-      </w:pPr>
-      <w:r>
-        <w:rPr>
-          <w:b/>
-          <w:bCs/>
-          <w:highlight w:val="cyan"/>
+      </w:pPr>
+      <w:r>
+        <w:rPr>
+          <w:b/>
+          <w:bCs/>
         </w:rPr>
         <w:t xml:space="preserve">Comentario </w:t>
       </w:r>
@@ -1575,73 +2477,75 @@
         <w:rPr>
           <w:b/>
           <w:bCs/>
-          <w:highlight w:val="cyan"/>
-        </w:rPr>
-        <w:t>12</w:t>
-      </w:r>
-      <w:r>
-        <w:rPr>
-          <w:b/>
-          <w:bCs/>
-          <w:highlight w:val="cyan"/>
+        </w:rPr>
+        <w:t>23</w:t>
+      </w:r>
+      <w:r>
+        <w:rPr>
+          <w:b/>
+          <w:bCs/>
         </w:rPr>
         <w:t xml:space="preserve">: </w:t>
       </w:r>
       <w:r>
-        <w:rPr>
-          <w:highlight w:val="cyan"/>
-        </w:rPr>
-        <w:t>Esta Figura no aposta mucho, la explicación que se realiza a partir de esta se puede hacer con la Figura 4</w:t>
-      </w:r>
-    </w:p>
-    <w:p>
-      <w:pPr>
-        <w:pStyle w:val="Sinespaciado"/>
-        <w:jc w:val="both"/>
-        <w:rPr>
-          <w:b/>
-          <w:bCs/>
-        </w:rPr>
-      </w:pPr>
-      <w:r>
-        <w:rPr>
-          <w:b/>
-          <w:bCs/>
-          <w:highlight w:val="cyan"/>
-        </w:rPr>
-        <w:t>Corrección:</w:t>
-      </w:r>
-      <w:r>
-        <w:rPr>
-          <w:b/>
-          <w:bCs/>
-        </w:rPr>
-        <w:t xml:space="preserve"> </w:t>
-      </w:r>
-    </w:p>
-    <w:p>
-      <w:pPr>
-        <w:pStyle w:val="Sinespaciado"/>
-        <w:jc w:val="both"/>
-        <w:rPr>
-          <w:b/>
-          <w:bCs/>
-        </w:rPr>
-      </w:pPr>
-    </w:p>
-    <w:p>
-      <w:pPr>
-        <w:pStyle w:val="Sinespaciado"/>
-        <w:jc w:val="both"/>
-        <w:rPr>
-          <w:highlight w:val="cyan"/>
-        </w:rPr>
-      </w:pPr>
-      <w:r>
-        <w:rPr>
-          <w:b/>
-          <w:bCs/>
-          <w:highlight w:val="cyan"/>
+        <w:t>el</w:t>
+      </w:r>
+    </w:p>
+    <w:p>
+      <w:pPr>
+        <w:pStyle w:val="Sinespaciado"/>
+        <w:jc w:val="both"/>
+        <w:rPr>
+          <w:b/>
+          <w:bCs/>
+        </w:rPr>
+      </w:pPr>
+      <w:r>
+        <w:rPr>
+          <w:b/>
+          <w:bCs/>
+        </w:rPr>
+        <w:t>Corrección</w:t>
+      </w:r>
+      <w:r>
+        <w:rPr>
+          <w:b/>
+          <w:bCs/>
+        </w:rPr>
+        <w:t xml:space="preserve">: </w:t>
+      </w:r>
+      <w:r>
+        <w:t xml:space="preserve">Se cambio la </w:t>
+      </w:r>
+      <w:r>
+        <w:t>primera letra</w:t>
+      </w:r>
+      <w:r>
+        <w:t xml:space="preserve"> de mayúscula a minúscula.</w:t>
+      </w:r>
+    </w:p>
+    <w:p>
+      <w:pPr>
+        <w:pStyle w:val="Sinespaciado"/>
+        <w:jc w:val="both"/>
+        <w:rPr>
+          <w:b/>
+          <w:bCs/>
+        </w:rPr>
+      </w:pPr>
+    </w:p>
+    <w:p>
+      <w:pPr>
+        <w:pStyle w:val="Sinespaciado"/>
+        <w:jc w:val="both"/>
+        <w:rPr>
+          <w:bCs/>
+        </w:rPr>
+      </w:pPr>
+      <w:r>
+        <w:rPr>
+          <w:b/>
+          <w:bCs/>
         </w:rPr>
         <w:t xml:space="preserve">Comentario </w:t>
       </w:r>
@@ -1649,73 +2553,63 @@
         <w:rPr>
           <w:b/>
           <w:bCs/>
-          <w:highlight w:val="cyan"/>
-        </w:rPr>
-        <w:t>13</w:t>
-      </w:r>
-      <w:r>
-        <w:rPr>
-          <w:b/>
-          <w:bCs/>
-          <w:highlight w:val="cyan"/>
+        </w:rPr>
+        <w:t>24</w:t>
+      </w:r>
+      <w:r>
+        <w:rPr>
+          <w:b/>
+          <w:bCs/>
         </w:rPr>
         <w:t xml:space="preserve">: </w:t>
       </w:r>
       <w:r>
-        <w:rPr>
-          <w:highlight w:val="cyan"/>
-        </w:rPr>
-        <w:t>Se recomienda que todas las figuras estén explicadas en el texto, esta no está. Adicionalmente, se observa que el sensor o tarjeta de adquisición se encuentra dentro de una caja o recipiente, no sé si eso afecte la calidad de las medidas</w:t>
-      </w:r>
-    </w:p>
-    <w:p>
-      <w:pPr>
-        <w:pStyle w:val="Sinespaciado"/>
-        <w:jc w:val="both"/>
-        <w:rPr>
-          <w:b/>
-          <w:bCs/>
-        </w:rPr>
-      </w:pPr>
-      <w:r>
-        <w:rPr>
-          <w:b/>
-          <w:bCs/>
-          <w:highlight w:val="cyan"/>
-        </w:rPr>
-        <w:t>Corrección:</w:t>
-      </w:r>
-      <w:r>
-        <w:rPr>
-          <w:b/>
-          <w:bCs/>
-        </w:rPr>
-        <w:t xml:space="preserve"> </w:t>
-      </w:r>
-    </w:p>
-    <w:p>
-      <w:pPr>
-        <w:pStyle w:val="Sinespaciado"/>
-        <w:jc w:val="both"/>
-        <w:rPr>
-          <w:b/>
-          <w:bCs/>
-        </w:rPr>
-      </w:pPr>
-    </w:p>
-    <w:p>
-      <w:pPr>
-        <w:pStyle w:val="Sinespaciado"/>
-        <w:jc w:val="both"/>
-        <w:rPr>
-          <w:highlight w:val="cyan"/>
-        </w:rPr>
-      </w:pPr>
-      <w:r>
-        <w:rPr>
-          <w:b/>
-          <w:bCs/>
-          <w:highlight w:val="cyan"/>
+        <w:t>Añadir viñetas</w:t>
+      </w:r>
+    </w:p>
+    <w:p>
+      <w:pPr>
+        <w:pStyle w:val="Sinespaciado"/>
+        <w:jc w:val="both"/>
+      </w:pPr>
+      <w:r>
+        <w:rPr>
+          <w:b/>
+          <w:bCs/>
+        </w:rPr>
+        <w:t>Corrección</w:t>
+      </w:r>
+      <w:r>
+        <w:rPr>
+          <w:b/>
+          <w:bCs/>
+        </w:rPr>
+        <w:t xml:space="preserve">: </w:t>
+      </w:r>
+      <w:r>
+        <w:t xml:space="preserve">Se añadieron viñetas al texto. </w:t>
+      </w:r>
+    </w:p>
+    <w:p>
+      <w:pPr>
+        <w:pStyle w:val="Sinespaciado"/>
+        <w:jc w:val="both"/>
+        <w:rPr>
+          <w:b/>
+          <w:bCs/>
+        </w:rPr>
+      </w:pPr>
+    </w:p>
+    <w:p>
+      <w:pPr>
+        <w:pStyle w:val="Sinespaciado"/>
+        <w:jc w:val="both"/>
+      </w:pPr>
+      <w:r>
+        <w:rPr>
+          <w:b/>
+          <w:bCs/>
+          <w:highlight w:val="yellow"/>
         </w:rPr>
         <w:t xml:space="preserve">Comentario </w:t>
       </w:r>
@@ -1723,925 +2617,114 @@
         <w:rPr>
           <w:b/>
           <w:bCs/>
-          <w:highlight w:val="cyan"/>
-        </w:rPr>
-        <w:t>14</w:t>
-      </w:r>
-      <w:r>
-        <w:rPr>
-          <w:b/>
-          <w:bCs/>
-          <w:highlight w:val="cyan"/>
+          <w:highlight w:val="yellow"/>
+        </w:rPr>
+        <w:t>25</w:t>
+      </w:r>
+      <w:r>
+        <w:rPr>
+          <w:b/>
+          <w:bCs/>
+          <w:highlight w:val="yellow"/>
         </w:rPr>
         <w:t xml:space="preserve">: </w:t>
       </w:r>
       <w:r>
         <w:rPr>
-          <w:highlight w:val="cyan"/>
-        </w:rPr>
-        <w:t>Figura no mencionada ni explicada en el texto</w:t>
-      </w:r>
-    </w:p>
-    <w:p>
-      <w:pPr>
-        <w:pStyle w:val="Sinespaciado"/>
-        <w:jc w:val="both"/>
-        <w:rPr>
-          <w:b/>
-          <w:bCs/>
-        </w:rPr>
-      </w:pPr>
-      <w:r>
-        <w:rPr>
-          <w:b/>
-          <w:bCs/>
-          <w:highlight w:val="cyan"/>
-        </w:rPr>
-        <w:t>Corrección:</w:t>
-      </w:r>
-      <w:r>
-        <w:rPr>
-          <w:b/>
-          <w:bCs/>
-        </w:rPr>
-        <w:t xml:space="preserve"> </w:t>
-      </w:r>
-    </w:p>
-    <w:p>
-      <w:pPr>
-        <w:pStyle w:val="Sinespaciado"/>
-        <w:jc w:val="both"/>
-        <w:rPr>
-          <w:b/>
-          <w:bCs/>
-        </w:rPr>
-      </w:pPr>
-    </w:p>
-    <w:p>
-      <w:pPr>
-        <w:pStyle w:val="Sinespaciado"/>
-        <w:jc w:val="both"/>
-        <w:rPr>
-          <w:highlight w:val="yellow"/>
-        </w:rPr>
-      </w:pPr>
-      <w:r>
-        <w:rPr>
-          <w:b/>
-          <w:bCs/>
-          <w:highlight w:val="yellow"/>
-        </w:rPr>
-        <w:t xml:space="preserve">Comentario </w:t>
-      </w:r>
-      <w:r>
-        <w:rPr>
-          <w:b/>
-          <w:bCs/>
-          <w:highlight w:val="yellow"/>
-        </w:rPr>
-        <w:t>15</w:t>
-      </w:r>
-      <w:r>
-        <w:rPr>
-          <w:b/>
-          <w:bCs/>
-          <w:highlight w:val="yellow"/>
-        </w:rPr>
-        <w:t xml:space="preserve">: </w:t>
-      </w:r>
-      <w:r>
-        <w:rPr>
-          <w:highlight w:val="yellow"/>
-        </w:rPr>
-        <w:t>No es un modelo medidor de aire, corregir este subtítulo</w:t>
-      </w:r>
-    </w:p>
-    <w:p>
-      <w:pPr>
-        <w:pStyle w:val="Sinespaciado"/>
-        <w:jc w:val="both"/>
-        <w:rPr>
-          <w:b/>
-          <w:bCs/>
-        </w:rPr>
-      </w:pPr>
-      <w:r>
-        <w:rPr>
-          <w:b/>
-          <w:bCs/>
-          <w:highlight w:val="yellow"/>
-        </w:rPr>
-        <w:t>Corrección:</w:t>
-      </w:r>
-      <w:r>
-        <w:rPr>
-          <w:b/>
-          <w:bCs/>
-        </w:rPr>
-        <w:t xml:space="preserve"> </w:t>
-      </w:r>
-    </w:p>
-    <w:p>
-      <w:pPr>
-        <w:pStyle w:val="Sinespaciado"/>
-        <w:jc w:val="both"/>
-        <w:rPr>
-          <w:b/>
-          <w:bCs/>
-        </w:rPr>
-      </w:pPr>
-    </w:p>
-    <w:p>
-      <w:pPr>
-        <w:pStyle w:val="Sinespaciado"/>
-        <w:jc w:val="both"/>
-      </w:pPr>
-      <w:r>
-        <w:rPr>
-          <w:b/>
-          <w:bCs/>
-          <w:highlight w:val="yellow"/>
-        </w:rPr>
-        <w:t xml:space="preserve">Comentario </w:t>
-      </w:r>
-      <w:r>
-        <w:rPr>
-          <w:b/>
-          <w:bCs/>
-          <w:highlight w:val="yellow"/>
-        </w:rPr>
-        <w:t>16</w:t>
-      </w:r>
-      <w:r>
-        <w:rPr>
-          <w:b/>
-          <w:bCs/>
-          <w:highlight w:val="yellow"/>
-        </w:rPr>
-        <w:t xml:space="preserve">: </w:t>
-      </w:r>
-      <w:r>
-        <w:rPr>
-          <w:highlight w:val="yellow"/>
-        </w:rPr>
-        <w:t xml:space="preserve">El nombre asignado a esta columna no es conceptualmente consistente, no se adapta a todas las descripciones de las filas </w:t>
-      </w:r>
-      <w:proofErr w:type="spellStart"/>
-      <w:r>
-        <w:rPr>
-          <w:highlight w:val="yellow"/>
-        </w:rPr>
-        <w:t>Ej</w:t>
-      </w:r>
-      <w:proofErr w:type="spellEnd"/>
-      <w:r>
-        <w:rPr>
-          <w:highlight w:val="yellow"/>
-        </w:rPr>
-        <w:t xml:space="preserve">: Dispositivo </w:t>
-      </w:r>
-      <w:proofErr w:type="spellStart"/>
-      <w:r>
-        <w:rPr>
-          <w:highlight w:val="yellow"/>
-        </w:rPr>
-        <w:t>IoT</w:t>
-      </w:r>
-      <w:proofErr w:type="spellEnd"/>
-      <w:r>
-        <w:rPr>
-          <w:highlight w:val="yellow"/>
-        </w:rPr>
-        <w:t xml:space="preserve"> no es un rol si no un recurso</w:t>
-      </w:r>
-    </w:p>
-    <w:p>
-      <w:pPr>
-        <w:pStyle w:val="Sinespaciado"/>
-        <w:jc w:val="both"/>
-        <w:rPr>
-          <w:b/>
-          <w:bCs/>
-        </w:rPr>
-      </w:pPr>
-      <w:r>
-        <w:rPr>
-          <w:b/>
-          <w:bCs/>
-          <w:highlight w:val="yellow"/>
-        </w:rPr>
-        <w:t>Corrección:</w:t>
-      </w:r>
-      <w:r>
-        <w:rPr>
-          <w:b/>
-          <w:bCs/>
-        </w:rPr>
-        <w:t xml:space="preserve"> </w:t>
-      </w:r>
-    </w:p>
-    <w:p>
-      <w:pPr>
-        <w:pStyle w:val="Sinespaciado"/>
-        <w:jc w:val="both"/>
-        <w:rPr>
-          <w:b/>
-          <w:bCs/>
-          <w:highlight w:val="yellow"/>
-        </w:rPr>
-      </w:pPr>
-    </w:p>
-    <w:p>
-      <w:pPr>
-        <w:pStyle w:val="Sinespaciado"/>
-        <w:jc w:val="both"/>
-        <w:rPr>
-          <w:bCs/>
-          <w:highlight w:val="yellow"/>
-        </w:rPr>
-      </w:pPr>
-      <w:r>
-        <w:rPr>
-          <w:b/>
-          <w:bCs/>
-          <w:highlight w:val="yellow"/>
-        </w:rPr>
-        <w:t xml:space="preserve">Comentario </w:t>
-      </w:r>
-      <w:r>
-        <w:rPr>
-          <w:b/>
-          <w:bCs/>
-          <w:highlight w:val="yellow"/>
-        </w:rPr>
-        <w:t>17</w:t>
-      </w:r>
-      <w:r>
-        <w:rPr>
-          <w:b/>
-          <w:bCs/>
-          <w:highlight w:val="yellow"/>
-        </w:rPr>
-        <w:t xml:space="preserve">: </w:t>
-      </w:r>
-      <w:r>
-        <w:rPr>
-          <w:highlight w:val="yellow"/>
-        </w:rPr>
-        <w:t>No es clara la diferencia entre la entrada y la salida. Si se hace referencia a la adquisición de datos en campo, la entrada no son datos del aire si no el aire como tal, ya los sensores hacen la captura de los diferentes datos de la muestra de aire que procesan.</w:t>
-      </w:r>
-    </w:p>
-    <w:p>
-      <w:pPr>
-        <w:pStyle w:val="Sinespaciado"/>
-        <w:jc w:val="both"/>
-        <w:rPr>
-          <w:b/>
-          <w:bCs/>
-        </w:rPr>
-      </w:pPr>
-      <w:r>
-        <w:rPr>
-          <w:b/>
-          <w:bCs/>
-          <w:highlight w:val="yellow"/>
-        </w:rPr>
-        <w:t>Corrección:</w:t>
-      </w:r>
-      <w:r>
-        <w:rPr>
-          <w:b/>
-          <w:bCs/>
-        </w:rPr>
-        <w:t xml:space="preserve"> </w:t>
-      </w:r>
-    </w:p>
-    <w:p>
-      <w:pPr>
-        <w:pStyle w:val="Sinespaciado"/>
-        <w:jc w:val="both"/>
-        <w:rPr>
-          <w:b/>
-          <w:bCs/>
-        </w:rPr>
-      </w:pPr>
-    </w:p>
-    <w:p>
-      <w:pPr>
-        <w:pStyle w:val="Sinespaciado"/>
-        <w:jc w:val="both"/>
-      </w:pPr>
-      <w:r>
-        <w:rPr>
-          <w:b/>
-          <w:bCs/>
-        </w:rPr>
-        <w:t xml:space="preserve">Comentario </w:t>
-      </w:r>
-      <w:r>
-        <w:rPr>
-          <w:b/>
-          <w:bCs/>
-        </w:rPr>
-        <w:t>18</w:t>
-      </w:r>
-      <w:r>
-        <w:rPr>
-          <w:b/>
-          <w:bCs/>
-        </w:rPr>
-        <w:t xml:space="preserve">: </w:t>
-      </w:r>
-      <w:r>
-        <w:t>Cuando se revisa la tabla 10 aparecen roles como invitado e investigador y en estas figuras se detallan los modelos del proceso, es importante incorporar una descripción que permita, diferenciar y justificar el por qué se crearán estos tipos de usuarios.</w:t>
-      </w:r>
-    </w:p>
-    <w:p>
-      <w:pPr>
-        <w:pStyle w:val="Sinespaciado"/>
-        <w:jc w:val="both"/>
-        <w:rPr>
-          <w:b/>
-          <w:bCs/>
-        </w:rPr>
-      </w:pPr>
-      <w:r>
-        <w:rPr>
-          <w:b/>
-          <w:bCs/>
-        </w:rPr>
-        <w:t>Corrección</w:t>
-      </w:r>
-      <w:r>
-        <w:rPr>
-          <w:b/>
-          <w:bCs/>
-        </w:rPr>
-        <w:t xml:space="preserve">: </w:t>
-      </w:r>
-      <w:r>
-        <w:t>Fueron especificados en el documento cada uno de los roles presentados en el proceso.</w:t>
-      </w:r>
-    </w:p>
-    <w:p>
-      <w:pPr>
-        <w:pStyle w:val="Sinespaciado"/>
-        <w:jc w:val="both"/>
-        <w:rPr>
-          <w:b/>
-          <w:bCs/>
-        </w:rPr>
-      </w:pPr>
-    </w:p>
-    <w:p>
-      <w:pPr>
-        <w:pStyle w:val="Sinespaciado"/>
-        <w:jc w:val="both"/>
-        <w:rPr>
-          <w:b/>
-          <w:bCs/>
-        </w:rPr>
-      </w:pPr>
-    </w:p>
-    <w:p>
-      <w:pPr>
-        <w:pStyle w:val="Sinespaciado"/>
-        <w:jc w:val="both"/>
-      </w:pPr>
-      <w:r>
-        <w:rPr>
-          <w:b/>
-          <w:bCs/>
-        </w:rPr>
+          <w:highlight w:val="yellow"/>
+        </w:rPr>
+        <w:t>En el texto se debe especificar y respaldar con alguna referencia los criterios para realizar la selección de los intervalos para cada color. Incorporarlo tal vez en el desarrollo del primer objetivo</w:t>
+      </w:r>
+    </w:p>
+    <w:p>
+      <w:pPr>
+        <w:pStyle w:val="Sinespaciado"/>
+        <w:jc w:val="both"/>
+        <w:rPr>
+          <w:bCs/>
+        </w:rPr>
+      </w:pPr>
+    </w:p>
+    <w:p>
+      <w:pPr>
+        <w:pStyle w:val="Sinespaciado"/>
+        <w:jc w:val="both"/>
+        <w:rPr>
+          <w:b/>
+          <w:bCs/>
+        </w:rPr>
+      </w:pPr>
+    </w:p>
+    <w:p>
+      <w:pPr>
+        <w:pStyle w:val="Sinespaciado"/>
+        <w:jc w:val="both"/>
+      </w:pPr>
+    </w:p>
+    <w:p>
+      <w:pPr>
+        <w:pStyle w:val="Sinespaciado"/>
+        <w:jc w:val="both"/>
+      </w:pPr>
+      <w:r>
+        <w:t>Agradezco su atención</w:t>
+      </w:r>
+    </w:p>
+    <w:p>
+      <w:pPr>
+        <w:pStyle w:val="Sinespaciado"/>
+        <w:jc w:val="both"/>
+      </w:pPr>
+    </w:p>
+    <w:p>
+      <w:pPr>
+        <w:pStyle w:val="Sinespaciado"/>
+        <w:jc w:val="both"/>
+      </w:pPr>
+    </w:p>
+    <w:p>
+      <w:pPr>
+        <w:pStyle w:val="Sinespaciado"/>
+        <w:jc w:val="both"/>
+      </w:pPr>
+    </w:p>
+    <w:p>
+      <w:pPr>
+        <w:pStyle w:val="Sinespaciado"/>
+        <w:jc w:val="both"/>
+      </w:pPr>
+      <w:r>
+        <w:t>Atentamente,</w:t>
+      </w:r>
+    </w:p>
+    <w:p>
+      <w:pPr>
+        <w:pStyle w:val="Sinespaciado"/>
+        <w:jc w:val="both"/>
+      </w:pPr>
+    </w:p>
+    <w:p>
+      <w:pPr>
+        <w:pStyle w:val="Sinespaciado"/>
+        <w:jc w:val="both"/>
+        <w:rPr>
+          <w:u w:val="single"/>
+        </w:rPr>
+      </w:pPr>
+      <w:r>
+        <w:t xml:space="preserve">Juan David Calpa </w:t>
+      </w:r>
+      <w:r>
+        <w:t>López</w:t>
+      </w:r>
+    </w:p>
+    <w:p>
+      <w:pPr>
+        <w:pStyle w:val="Sinespaciado"/>
+        <w:jc w:val="both"/>
+      </w:pPr>
+      <w:r>
         <w:lastRenderedPageBreak/>
-        <w:t>Comentario</w:t>
-      </w:r>
-      <w:r>
-        <w:rPr>
-          <w:b/>
-          <w:bCs/>
-        </w:rPr>
-        <w:t xml:space="preserve"> 19</w:t>
-      </w:r>
-      <w:r>
-        <w:rPr>
-          <w:b/>
-          <w:bCs/>
-        </w:rPr>
-        <w:t xml:space="preserve">: </w:t>
-      </w:r>
-      <w:r>
-        <w:t>eliminar</w:t>
-      </w:r>
-    </w:p>
-    <w:p>
-      <w:pPr>
-        <w:pStyle w:val="Sinespaciado"/>
-        <w:jc w:val="both"/>
-      </w:pPr>
-      <w:r>
-        <w:rPr>
-          <w:b/>
-          <w:bCs/>
-        </w:rPr>
-        <w:t>Corrección</w:t>
-      </w:r>
-      <w:r>
-        <w:rPr>
-          <w:b/>
-          <w:bCs/>
-        </w:rPr>
-        <w:t xml:space="preserve">: </w:t>
-      </w:r>
-      <w:r>
-        <w:t>Se elimino el contenido.</w:t>
-      </w:r>
-    </w:p>
-    <w:p>
-      <w:pPr>
-        <w:pStyle w:val="Sinespaciado"/>
-        <w:jc w:val="both"/>
-        <w:rPr>
-          <w:b/>
-          <w:bCs/>
-        </w:rPr>
-      </w:pPr>
-    </w:p>
-    <w:p>
-      <w:pPr>
-        <w:pStyle w:val="Sinespaciado"/>
-        <w:jc w:val="both"/>
-      </w:pPr>
-      <w:r>
-        <w:rPr>
-          <w:b/>
-          <w:bCs/>
-        </w:rPr>
-        <w:t xml:space="preserve">Comentario </w:t>
-      </w:r>
-      <w:r>
-        <w:rPr>
-          <w:b/>
-          <w:bCs/>
-        </w:rPr>
-        <w:t>20</w:t>
-      </w:r>
-      <w:r>
-        <w:rPr>
-          <w:b/>
-          <w:bCs/>
-        </w:rPr>
-        <w:t xml:space="preserve">: </w:t>
-      </w:r>
-      <w:r>
-        <w:t>Si es posible, sería conveniente mejorar la calidad de la imagen</w:t>
-      </w:r>
-    </w:p>
-    <w:p>
-      <w:pPr>
-        <w:pStyle w:val="Sinespaciado"/>
-        <w:jc w:val="both"/>
-        <w:rPr>
-          <w:b/>
-          <w:bCs/>
-        </w:rPr>
-      </w:pPr>
-      <w:r>
-        <w:rPr>
-          <w:b/>
-          <w:bCs/>
-        </w:rPr>
-        <w:t>Corrección</w:t>
-      </w:r>
-      <w:r>
-        <w:rPr>
-          <w:b/>
-          <w:bCs/>
-        </w:rPr>
-        <w:t xml:space="preserve">: </w:t>
-      </w:r>
-      <w:r>
-        <w:t>Fue reemplazada la imagen por una de mayor resolución.</w:t>
-      </w:r>
-    </w:p>
-    <w:p>
-      <w:pPr>
-        <w:pStyle w:val="Sinespaciado"/>
-        <w:jc w:val="both"/>
-        <w:rPr>
-          <w:b/>
-          <w:bCs/>
-        </w:rPr>
-      </w:pPr>
-    </w:p>
-    <w:p>
-      <w:pPr>
-        <w:pStyle w:val="Sinespaciado"/>
-        <w:jc w:val="both"/>
-        <w:rPr>
-          <w:bCs/>
-        </w:rPr>
-      </w:pPr>
-      <w:r>
-        <w:rPr>
-          <w:b/>
-          <w:bCs/>
-        </w:rPr>
-        <w:t xml:space="preserve">Comentario </w:t>
-      </w:r>
-      <w:r>
-        <w:rPr>
-          <w:b/>
-          <w:bCs/>
-        </w:rPr>
-        <w:t>21</w:t>
-      </w:r>
-      <w:r>
-        <w:rPr>
-          <w:b/>
-          <w:bCs/>
-        </w:rPr>
-        <w:t xml:space="preserve">: </w:t>
-      </w:r>
-      <w:r>
-        <w:t>Recortar la figura para eliminar espacios en blanco</w:t>
-      </w:r>
-    </w:p>
-    <w:p>
-      <w:pPr>
-        <w:pStyle w:val="Sinespaciado"/>
-        <w:jc w:val="both"/>
-        <w:rPr>
-          <w:b/>
-          <w:bCs/>
-        </w:rPr>
-      </w:pPr>
-      <w:r>
-        <w:rPr>
-          <w:b/>
-          <w:bCs/>
-        </w:rPr>
-        <w:t>Corrección</w:t>
-      </w:r>
-      <w:r>
-        <w:rPr>
-          <w:b/>
-          <w:bCs/>
-        </w:rPr>
-        <w:t xml:space="preserve">: </w:t>
-      </w:r>
-      <w:r>
-        <w:t>Se recorto la figura eliminando los espacios en blanco innecesarios.</w:t>
-      </w:r>
-    </w:p>
-    <w:p>
-      <w:pPr>
-        <w:pStyle w:val="Sinespaciado"/>
-        <w:jc w:val="both"/>
-        <w:rPr>
-          <w:b/>
-          <w:bCs/>
-        </w:rPr>
-      </w:pPr>
-    </w:p>
-    <w:p>
-      <w:pPr>
-        <w:pStyle w:val="Sinespaciado"/>
-        <w:jc w:val="both"/>
-      </w:pPr>
-      <w:r>
-        <w:rPr>
-          <w:b/>
-          <w:bCs/>
-        </w:rPr>
-        <w:t xml:space="preserve">Comentario </w:t>
-      </w:r>
-      <w:r>
-        <w:rPr>
-          <w:b/>
-          <w:bCs/>
-        </w:rPr>
-        <w:t>22</w:t>
-      </w:r>
-      <w:r>
-        <w:rPr>
-          <w:b/>
-          <w:bCs/>
-        </w:rPr>
-        <w:t xml:space="preserve">: </w:t>
-      </w:r>
-      <w:r>
-        <w:t>Figura</w:t>
-      </w:r>
-    </w:p>
-    <w:p>
-      <w:pPr>
-        <w:pStyle w:val="Sinespaciado"/>
-        <w:jc w:val="both"/>
-      </w:pPr>
-      <w:r>
-        <w:rPr>
-          <w:b/>
-          <w:bCs/>
-        </w:rPr>
-        <w:t>Corrección</w:t>
-      </w:r>
-      <w:r>
-        <w:rPr>
-          <w:b/>
-          <w:bCs/>
-        </w:rPr>
-        <w:t xml:space="preserve">: </w:t>
-      </w:r>
-      <w:r>
-        <w:t xml:space="preserve">Se cambio la primera letra </w:t>
-      </w:r>
-      <w:r>
-        <w:t xml:space="preserve">de minúscula </w:t>
-      </w:r>
-      <w:r>
-        <w:t xml:space="preserve">a </w:t>
-      </w:r>
-      <w:r>
-        <w:t>mayúscula</w:t>
-      </w:r>
-      <w:r>
-        <w:t>.</w:t>
-      </w:r>
-    </w:p>
-    <w:p>
-      <w:pPr>
-        <w:pStyle w:val="Sinespaciado"/>
-        <w:jc w:val="both"/>
-        <w:rPr>
-          <w:b/>
-          <w:bCs/>
-        </w:rPr>
-      </w:pPr>
-    </w:p>
-    <w:p>
-      <w:pPr>
-        <w:pStyle w:val="Sinespaciado"/>
-        <w:jc w:val="both"/>
-      </w:pPr>
-      <w:r>
-        <w:rPr>
-          <w:b/>
-          <w:bCs/>
-        </w:rPr>
-        <w:t xml:space="preserve">Comentario </w:t>
-      </w:r>
-      <w:r>
-        <w:rPr>
-          <w:b/>
-          <w:bCs/>
-        </w:rPr>
-        <w:t>23</w:t>
-      </w:r>
-      <w:r>
-        <w:rPr>
-          <w:b/>
-          <w:bCs/>
-        </w:rPr>
-        <w:t xml:space="preserve">: </w:t>
-      </w:r>
-      <w:r>
-        <w:t>el</w:t>
-      </w:r>
-    </w:p>
-    <w:p>
-      <w:pPr>
-        <w:pStyle w:val="Sinespaciado"/>
-        <w:jc w:val="both"/>
-        <w:rPr>
-          <w:b/>
-          <w:bCs/>
-        </w:rPr>
-      </w:pPr>
-      <w:r>
-        <w:rPr>
-          <w:b/>
-          <w:bCs/>
-        </w:rPr>
-        <w:t>Corrección</w:t>
-      </w:r>
-      <w:r>
-        <w:rPr>
-          <w:b/>
-          <w:bCs/>
-        </w:rPr>
-        <w:t xml:space="preserve">: </w:t>
-      </w:r>
-      <w:r>
-        <w:t xml:space="preserve">Se cambio la </w:t>
-      </w:r>
-      <w:r>
-        <w:t>primera letra</w:t>
-      </w:r>
-      <w:r>
-        <w:t xml:space="preserve"> de mayúscula a minúscula.</w:t>
-      </w:r>
-    </w:p>
-    <w:p>
-      <w:pPr>
-        <w:pStyle w:val="Sinespaciado"/>
-        <w:jc w:val="both"/>
-        <w:rPr>
-          <w:b/>
-          <w:bCs/>
-        </w:rPr>
-      </w:pPr>
-    </w:p>
-    <w:p>
-      <w:pPr>
-        <w:pStyle w:val="Sinespaciado"/>
-        <w:jc w:val="both"/>
-        <w:rPr>
-          <w:bCs/>
-        </w:rPr>
-      </w:pPr>
-      <w:r>
-        <w:rPr>
-          <w:b/>
-          <w:bCs/>
-        </w:rPr>
-        <w:t xml:space="preserve">Comentario </w:t>
-      </w:r>
-      <w:r>
-        <w:rPr>
-          <w:b/>
-          <w:bCs/>
-        </w:rPr>
-        <w:t>24</w:t>
-      </w:r>
-      <w:r>
-        <w:rPr>
-          <w:b/>
-          <w:bCs/>
-        </w:rPr>
-        <w:t xml:space="preserve">: </w:t>
-      </w:r>
-      <w:r>
-        <w:t>Añadir viñetas</w:t>
-      </w:r>
-    </w:p>
-    <w:p>
-      <w:pPr>
-        <w:pStyle w:val="Sinespaciado"/>
-        <w:jc w:val="both"/>
-      </w:pPr>
-      <w:r>
-        <w:rPr>
-          <w:b/>
-          <w:bCs/>
-        </w:rPr>
-        <w:t>Corrección</w:t>
-      </w:r>
-      <w:r>
-        <w:rPr>
-          <w:b/>
-          <w:bCs/>
-        </w:rPr>
-        <w:t xml:space="preserve">: </w:t>
-      </w:r>
-      <w:r>
-        <w:t xml:space="preserve">Se añadieron viñetas al texto. </w:t>
-      </w:r>
-    </w:p>
-    <w:p>
-      <w:pPr>
-        <w:pStyle w:val="Sinespaciado"/>
-        <w:jc w:val="both"/>
-        <w:rPr>
-          <w:b/>
-          <w:bCs/>
-        </w:rPr>
-      </w:pPr>
-    </w:p>
-    <w:p>
-      <w:pPr>
-        <w:pStyle w:val="Sinespaciado"/>
-        <w:jc w:val="both"/>
-      </w:pPr>
-      <w:r>
-        <w:rPr>
-          <w:b/>
-          <w:bCs/>
-          <w:highlight w:val="yellow"/>
-        </w:rPr>
-        <w:t xml:space="preserve">Comentario </w:t>
-      </w:r>
-      <w:r>
-        <w:rPr>
-          <w:b/>
-          <w:bCs/>
-          <w:highlight w:val="yellow"/>
-        </w:rPr>
-        <w:t>25</w:t>
-      </w:r>
-      <w:r>
-        <w:rPr>
-          <w:b/>
-          <w:bCs/>
-          <w:highlight w:val="yellow"/>
-        </w:rPr>
-        <w:t xml:space="preserve">: </w:t>
-      </w:r>
-      <w:r>
-        <w:rPr>
-          <w:highlight w:val="yellow"/>
-        </w:rPr>
-        <w:t>En el texto se debe especificar y respaldar con alguna referencia los criterios para realizar la selección de los intervalos para cada color. Incorporarlo tal vez en el desarrollo del primer objetivo</w:t>
-      </w:r>
-    </w:p>
-    <w:p>
-      <w:pPr>
-        <w:pStyle w:val="Sinespaciado"/>
-        <w:jc w:val="both"/>
-        <w:rPr>
-          <w:bCs/>
-        </w:rPr>
-      </w:pPr>
-    </w:p>
-    <w:p>
-      <w:pPr>
-        <w:pStyle w:val="Sinespaciado"/>
-        <w:jc w:val="both"/>
-        <w:rPr>
-          <w:b/>
-          <w:bCs/>
-        </w:rPr>
-      </w:pPr>
-    </w:p>
-    <w:p>
-      <w:pPr>
-        <w:pStyle w:val="Sinespaciado"/>
-        <w:jc w:val="both"/>
-      </w:pPr>
-    </w:p>
-    <w:p>
-      <w:pPr>
-        <w:pStyle w:val="Sinespaciado"/>
-        <w:jc w:val="both"/>
-      </w:pPr>
-      <w:r>
-        <w:t>Agradezco su atención</w:t>
-      </w:r>
-    </w:p>
-    <w:p>
-      <w:pPr>
-        <w:pStyle w:val="Sinespaciado"/>
-        <w:jc w:val="both"/>
-      </w:pPr>
-    </w:p>
-    <w:p>
-      <w:pPr>
-        <w:pStyle w:val="Sinespaciado"/>
-        <w:jc w:val="both"/>
-      </w:pPr>
-    </w:p>
-    <w:p>
-      <w:pPr>
-        <w:pStyle w:val="Sinespaciado"/>
-        <w:jc w:val="both"/>
-      </w:pPr>
-    </w:p>
-    <w:p>
-      <w:pPr>
-        <w:pStyle w:val="Sinespaciado"/>
-        <w:jc w:val="both"/>
-      </w:pPr>
-      <w:r>
-        <w:t>Atentamente,</w:t>
-      </w:r>
-    </w:p>
-    <w:p>
-      <w:pPr>
-        <w:pStyle w:val="Sinespaciado"/>
-        <w:jc w:val="both"/>
-      </w:pPr>
-    </w:p>
-    <w:p>
-      <w:pPr>
-        <w:pStyle w:val="Sinespaciado"/>
-        <w:jc w:val="both"/>
-        <w:rPr>
-          <w:u w:val="single"/>
-        </w:rPr>
-      </w:pPr>
-      <w:r>
-        <w:t xml:space="preserve">Juan David Calpa </w:t>
-      </w:r>
-      <w:r>
-        <w:t>López</w:t>
-      </w:r>
-    </w:p>
-    <w:p>
-      <w:pPr>
-        <w:pStyle w:val="Sinespaciado"/>
-        <w:jc w:val="both"/>
-      </w:pPr>
-      <w:r>
         <w:t>Cristhian David Padilla Delgado</w:t>
       </w:r>
     </w:p>
@@ -2689,7 +2772,7 @@
 </file>
 
 <file path=word/endnotes.xml><?xml version="1.0" encoding="utf-8"?>
-<w:endnotes xmlns:wpc="http://schemas.microsoft.com/office/word/2010/wordprocessingCanvas" xmlns:cx="http://schemas.microsoft.com/office/drawing/2014/chartex" xmlns:cx1="http://schemas.microsoft.com/office/drawing/2015/9/8/chartex" xmlns:cx2="http://schemas.microsoft.com/office/drawing/2015/10/21/chartex" xmlns:cx3="http://schemas.microsoft.com/office/drawing/2016/5/9/chartex" xmlns:cx4="http://schemas.microsoft.com/office/drawing/2016/5/10/chartex" xmlns:cx5="http://schemas.microsoft.com/office/drawing/2016/5/11/chartex" xmlns:cx6="http://schemas.microsoft.com/office/drawing/2016/5/12/chartex" xmlns:cx7="http://schemas.microsoft.com/office/drawing/2016/5/13/chartex" xmlns:cx8="http://schemas.microsoft.com/office/drawing/2016/5/14/chartex" xmlns:mc="http://schemas.openxmlformats.org/markup-compatibility/2006" xmlns:aink="http://schemas.microsoft.com/office/drawing/2016/ink" xmlns:am3d="http://schemas.microsoft.com/office/drawing/2017/model3d" xmlns:o="urn:schemas-microsoft-com:office:office" xmlns:r="http://schemas.openxmlformats.org/officeDocument/2006/relationships" xmlns:m="http://schemas.openxmlformats.org/officeDocument/2006/math" xmlns:v="urn:schemas-microsoft-com:vml" xmlns:wp14="http://schemas.microsoft.com/office/word/2010/wordprocessingDrawing" xmlns:wp="http://schemas.openxmlformats.org/drawingml/2006/wordprocessingDrawing" xmlns:w10="urn:schemas-microsoft-com:office:word" xmlns:w="http://schemas.openxmlformats.org/wordprocessingml/2006/main" xmlns:w14="http://schemas.microsoft.com/office/word/2010/wordml" xmlns:w15="http://schemas.microsoft.com/office/word/2012/wordml" xmlns:w16cex="http://schemas.microsoft.com/office/word/2018/wordml/cex" xmlns:w16cid="http://schemas.microsoft.com/office/word/2016/wordml/cid" xmlns:w16="http://schemas.microsoft.com/office/word/2018/wordml" xmlns:w16sdtdh="http://schemas.microsoft.com/office/word/2020/wordml/sdtdatahash" xmlns:w16se="http://schemas.microsoft.com/office/word/2015/wordml/symex" xmlns:wpg="http://schemas.microsoft.com/office/word/2010/wordprocessingGroup" xmlns:wpi="http://schemas.microsoft.com/office/word/2010/wordprocessingInk" xmlns:wne="http://schemas.microsoft.com/office/word/2006/wordml" xmlns:wps="http://schemas.microsoft.com/office/word/2010/wordprocessingShape" mc:Ignorable="w14 w15 w16se w16cid w16 w16cex w16sdtdh wp14">
+<w:endnotes xmlns:wpc="http://schemas.microsoft.com/office/word/2010/wordprocessingCanvas" xmlns:cx="http://schemas.microsoft.com/office/drawing/2014/chartex" xmlns:cx1="http://schemas.microsoft.com/office/drawing/2015/9/8/chartex" xmlns:cx2="http://schemas.microsoft.com/office/drawing/2015/10/21/chartex" xmlns:cx3="http://schemas.microsoft.com/office/drawing/2016/5/9/chartex" xmlns:cx4="http://schemas.microsoft.com/office/drawing/2016/5/10/chartex" xmlns:cx5="http://schemas.microsoft.com/office/drawing/2016/5/11/chartex" xmlns:cx6="http://schemas.microsoft.com/office/drawing/2016/5/12/chartex" xmlns:cx7="http://schemas.microsoft.com/office/drawing/2016/5/13/chartex" xmlns:cx8="http://schemas.microsoft.com/office/drawing/2016/5/14/chartex" xmlns:mc="http://schemas.openxmlformats.org/markup-compatibility/2006" xmlns:aink="http://schemas.microsoft.com/office/drawing/2016/ink" xmlns:am3d="http://schemas.microsoft.com/office/drawing/2017/model3d" xmlns:o="urn:schemas-microsoft-com:office:office" xmlns:oel="http://schemas.microsoft.com/office/2019/extlst" xmlns:r="http://schemas.openxmlformats.org/officeDocument/2006/relationships" xmlns:m="http://schemas.openxmlformats.org/officeDocument/2006/math" xmlns:v="urn:schemas-microsoft-com:vml" xmlns:wp14="http://schemas.microsoft.com/office/word/2010/wordprocessingDrawing" xmlns:wp="http://schemas.openxmlformats.org/drawingml/2006/wordprocessingDrawing" xmlns:w10="urn:schemas-microsoft-com:office:word" xmlns:w="http://schemas.openxmlformats.org/wordprocessingml/2006/main" xmlns:w14="http://schemas.microsoft.com/office/word/2010/wordml" xmlns:w15="http://schemas.microsoft.com/office/word/2012/wordml" xmlns:w16cex="http://schemas.microsoft.com/office/word/2018/wordml/cex" xmlns:w16cid="http://schemas.microsoft.com/office/word/2016/wordml/cid" xmlns:w16="http://schemas.microsoft.com/office/word/2018/wordml" xmlns:w16du="http://schemas.microsoft.com/office/word/2023/wordml/word16du" xmlns:w16sdtdh="http://schemas.microsoft.com/office/word/2020/wordml/sdtdatahash" xmlns:w16sdtfl="http://schemas.microsoft.com/office/word/2024/wordml/sdtformatlock" xmlns:w16se="http://schemas.microsoft.com/office/word/2015/wordml/symex" xmlns:wpg="http://schemas.microsoft.com/office/word/2010/wordprocessingGroup" xmlns:wpi="http://schemas.microsoft.com/office/word/2010/wordprocessingInk" xmlns:wne="http://schemas.microsoft.com/office/word/2006/wordml" xmlns:wps="http://schemas.microsoft.com/office/word/2010/wordprocessingShape" mc:Ignorable="w14 w15 w16se w16cid w16 w16cex w16sdtdh w16sdtfl w16du wp14">
   <w:endnote w:type="separator" w:id="-1">
     <w:p>
       <w:pPr>
@@ -2714,7 +2797,7 @@
 </file>
 
 <file path=word/footer1.xml><?xml version="1.0" encoding="utf-8"?>
-<w:ftr xmlns:wpc="http://schemas.microsoft.com/office/word/2010/wordprocessingCanvas" xmlns:cx="http://schemas.microsoft.com/office/drawing/2014/chartex" xmlns:cx1="http://schemas.microsoft.com/office/drawing/2015/9/8/chartex" xmlns:cx2="http://schemas.microsoft.com/office/drawing/2015/10/21/chartex" xmlns:cx3="http://schemas.microsoft.com/office/drawing/2016/5/9/chartex" xmlns:cx4="http://schemas.microsoft.com/office/drawing/2016/5/10/chartex" xmlns:cx5="http://schemas.microsoft.com/office/drawing/2016/5/11/chartex" xmlns:cx6="http://schemas.microsoft.com/office/drawing/2016/5/12/chartex" xmlns:cx7="http://schemas.microsoft.com/office/drawing/2016/5/13/chartex" xmlns:cx8="http://schemas.microsoft.com/office/drawing/2016/5/14/chartex" xmlns:mc="http://schemas.openxmlformats.org/markup-compatibility/2006" xmlns:aink="http://schemas.microsoft.com/office/drawing/2016/ink" xmlns:am3d="http://schemas.microsoft.com/office/drawing/2017/model3d" xmlns:o="urn:schemas-microsoft-com:office:office" xmlns:r="http://schemas.openxmlformats.org/officeDocument/2006/relationships" xmlns:m="http://schemas.openxmlformats.org/officeDocument/2006/math" xmlns:v="urn:schemas-microsoft-com:vml" xmlns:wp14="http://schemas.microsoft.com/office/word/2010/wordprocessingDrawing" xmlns:wp="http://schemas.openxmlformats.org/drawingml/2006/wordprocessingDrawing" xmlns:w10="urn:schemas-microsoft-com:office:word" xmlns:w="http://schemas.openxmlformats.org/wordprocessingml/2006/main" xmlns:w14="http://schemas.microsoft.com/office/word/2010/wordml" xmlns:w15="http://schemas.microsoft.com/office/word/2012/wordml" xmlns:w16cex="http://schemas.microsoft.com/office/word/2018/wordml/cex" xmlns:w16cid="http://schemas.microsoft.com/office/word/2016/wordml/cid" xmlns:w16="http://schemas.microsoft.com/office/word/2018/wordml" xmlns:w16sdtdh="http://schemas.microsoft.com/office/word/2020/wordml/sdtdatahash" xmlns:w16se="http://schemas.microsoft.com/office/word/2015/wordml/symex" xmlns:wpg="http://schemas.microsoft.com/office/word/2010/wordprocessingGroup" xmlns:wpi="http://schemas.microsoft.com/office/word/2010/wordprocessingInk" xmlns:wne="http://schemas.microsoft.com/office/word/2006/wordml" xmlns:wps="http://schemas.microsoft.com/office/word/2010/wordprocessingShape" mc:Ignorable="w14 w15 w16se w16cid w16 w16cex w16sdtdh wp14">
+<w:ftr xmlns:wpc="http://schemas.microsoft.com/office/word/2010/wordprocessingCanvas" xmlns:cx="http://schemas.microsoft.com/office/drawing/2014/chartex" xmlns:cx1="http://schemas.microsoft.com/office/drawing/2015/9/8/chartex" xmlns:cx2="http://schemas.microsoft.com/office/drawing/2015/10/21/chartex" xmlns:cx3="http://schemas.microsoft.com/office/drawing/2016/5/9/chartex" xmlns:cx4="http://schemas.microsoft.com/office/drawing/2016/5/10/chartex" xmlns:cx5="http://schemas.microsoft.com/office/drawing/2016/5/11/chartex" xmlns:cx6="http://schemas.microsoft.com/office/drawing/2016/5/12/chartex" xmlns:cx7="http://schemas.microsoft.com/office/drawing/2016/5/13/chartex" xmlns:cx8="http://schemas.microsoft.com/office/drawing/2016/5/14/chartex" xmlns:mc="http://schemas.openxmlformats.org/markup-compatibility/2006" xmlns:aink="http://schemas.microsoft.com/office/drawing/2016/ink" xmlns:am3d="http://schemas.microsoft.com/office/drawing/2017/model3d" xmlns:o="urn:schemas-microsoft-com:office:office" xmlns:oel="http://schemas.microsoft.com/office/2019/extlst" xmlns:r="http://schemas.openxmlformats.org/officeDocument/2006/relationships" xmlns:m="http://schemas.openxmlformats.org/officeDocument/2006/math" xmlns:v="urn:schemas-microsoft-com:vml" xmlns:wp14="http://schemas.microsoft.com/office/word/2010/wordprocessingDrawing" xmlns:wp="http://schemas.openxmlformats.org/drawingml/2006/wordprocessingDrawing" xmlns:w10="urn:schemas-microsoft-com:office:word" xmlns:w="http://schemas.openxmlformats.org/wordprocessingml/2006/main" xmlns:w14="http://schemas.microsoft.com/office/word/2010/wordml" xmlns:w15="http://schemas.microsoft.com/office/word/2012/wordml" xmlns:w16cex="http://schemas.microsoft.com/office/word/2018/wordml/cex" xmlns:w16cid="http://schemas.microsoft.com/office/word/2016/wordml/cid" xmlns:w16="http://schemas.microsoft.com/office/word/2018/wordml" xmlns:w16du="http://schemas.microsoft.com/office/word/2023/wordml/word16du" xmlns:w16sdtdh="http://schemas.microsoft.com/office/word/2020/wordml/sdtdatahash" xmlns:w16sdtfl="http://schemas.microsoft.com/office/word/2024/wordml/sdtformatlock" xmlns:w16se="http://schemas.microsoft.com/office/word/2015/wordml/symex" xmlns:wpg="http://schemas.microsoft.com/office/word/2010/wordprocessingGroup" xmlns:wpi="http://schemas.microsoft.com/office/word/2010/wordprocessingInk" xmlns:wne="http://schemas.microsoft.com/office/word/2006/wordml" xmlns:wps="http://schemas.microsoft.com/office/word/2010/wordprocessingShape" mc:Ignorable="w14 w15 w16se w16cid w16 w16cex w16sdtdh w16sdtfl w16du wp14">
   <w:p>
     <w:pPr>
       <w:framePr w:wrap="around" w:vAnchor="text" w:hAnchor="margin" w:xAlign="right" w:y="1"/>
@@ -2756,7 +2839,7 @@
 </file>
 
 <file path=word/footnotes.xml><?xml version="1.0" encoding="utf-8"?>
-<w:footnotes xmlns:wpc="http://schemas.microsoft.com/office/word/2010/wordprocessingCanvas" xmlns:cx="http://schemas.microsoft.com/office/drawing/2014/chartex" xmlns:cx1="http://schemas.microsoft.com/office/drawing/2015/9/8/chartex" xmlns:cx2="http://schemas.microsoft.com/office/drawing/2015/10/21/chartex" xmlns:cx3="http://schemas.microsoft.com/office/drawing/2016/5/9/chartex" xmlns:cx4="http://schemas.microsoft.com/office/drawing/2016/5/10/chartex" xmlns:cx5="http://schemas.microsoft.com/office/drawing/2016/5/11/chartex" xmlns:cx6="http://schemas.microsoft.com/office/drawing/2016/5/12/chartex" xmlns:cx7="http://schemas.microsoft.com/office/drawing/2016/5/13/chartex" xmlns:cx8="http://schemas.microsoft.com/office/drawing/2016/5/14/chartex" xmlns:mc="http://schemas.openxmlformats.org/markup-compatibility/2006" xmlns:aink="http://schemas.microsoft.com/office/drawing/2016/ink" xmlns:am3d="http://schemas.microsoft.com/office/drawing/2017/model3d" xmlns:o="urn:schemas-microsoft-com:office:office" xmlns:r="http://schemas.openxmlformats.org/officeDocument/2006/relationships" xmlns:m="http://schemas.openxmlformats.org/officeDocument/2006/math" xmlns:v="urn:schemas-microsoft-com:vml" xmlns:wp14="http://schemas.microsoft.com/office/word/2010/wordprocessingDrawing" xmlns:wp="http://schemas.openxmlformats.org/drawingml/2006/wordprocessingDrawing" xmlns:w10="urn:schemas-microsoft-com:office:word" xmlns:w="http://schemas.openxmlformats.org/wordprocessingml/2006/main" xmlns:w14="http://schemas.microsoft.com/office/word/2010/wordml" xmlns:w15="http://schemas.microsoft.com/office/word/2012/wordml" xmlns:w16cex="http://schemas.microsoft.com/office/word/2018/wordml/cex" xmlns:w16cid="http://schemas.microsoft.com/office/word/2016/wordml/cid" xmlns:w16="http://schemas.microsoft.com/office/word/2018/wordml" xmlns:w16sdtdh="http://schemas.microsoft.com/office/word/2020/wordml/sdtdatahash" xmlns:w16se="http://schemas.microsoft.com/office/word/2015/wordml/symex" xmlns:wpg="http://schemas.microsoft.com/office/word/2010/wordprocessingGroup" xmlns:wpi="http://schemas.microsoft.com/office/word/2010/wordprocessingInk" xmlns:wne="http://schemas.microsoft.com/office/word/2006/wordml" xmlns:wps="http://schemas.microsoft.com/office/word/2010/wordprocessingShape" mc:Ignorable="w14 w15 w16se w16cid w16 w16cex w16sdtdh wp14">
+<w:footnotes xmlns:wpc="http://schemas.microsoft.com/office/word/2010/wordprocessingCanvas" xmlns:cx="http://schemas.microsoft.com/office/drawing/2014/chartex" xmlns:cx1="http://schemas.microsoft.com/office/drawing/2015/9/8/chartex" xmlns:cx2="http://schemas.microsoft.com/office/drawing/2015/10/21/chartex" xmlns:cx3="http://schemas.microsoft.com/office/drawing/2016/5/9/chartex" xmlns:cx4="http://schemas.microsoft.com/office/drawing/2016/5/10/chartex" xmlns:cx5="http://schemas.microsoft.com/office/drawing/2016/5/11/chartex" xmlns:cx6="http://schemas.microsoft.com/office/drawing/2016/5/12/chartex" xmlns:cx7="http://schemas.microsoft.com/office/drawing/2016/5/13/chartex" xmlns:cx8="http://schemas.microsoft.com/office/drawing/2016/5/14/chartex" xmlns:mc="http://schemas.openxmlformats.org/markup-compatibility/2006" xmlns:aink="http://schemas.microsoft.com/office/drawing/2016/ink" xmlns:am3d="http://schemas.microsoft.com/office/drawing/2017/model3d" xmlns:o="urn:schemas-microsoft-com:office:office" xmlns:oel="http://schemas.microsoft.com/office/2019/extlst" xmlns:r="http://schemas.openxmlformats.org/officeDocument/2006/relationships" xmlns:m="http://schemas.openxmlformats.org/officeDocument/2006/math" xmlns:v="urn:schemas-microsoft-com:vml" xmlns:wp14="http://schemas.microsoft.com/office/word/2010/wordprocessingDrawing" xmlns:wp="http://schemas.openxmlformats.org/drawingml/2006/wordprocessingDrawing" xmlns:w10="urn:schemas-microsoft-com:office:word" xmlns:w="http://schemas.openxmlformats.org/wordprocessingml/2006/main" xmlns:w14="http://schemas.microsoft.com/office/word/2010/wordml" xmlns:w15="http://schemas.microsoft.com/office/word/2012/wordml" xmlns:w16cex="http://schemas.microsoft.com/office/word/2018/wordml/cex" xmlns:w16cid="http://schemas.microsoft.com/office/word/2016/wordml/cid" xmlns:w16="http://schemas.microsoft.com/office/word/2018/wordml" xmlns:w16du="http://schemas.microsoft.com/office/word/2023/wordml/word16du" xmlns:w16sdtdh="http://schemas.microsoft.com/office/word/2020/wordml/sdtdatahash" xmlns:w16sdtfl="http://schemas.microsoft.com/office/word/2024/wordml/sdtformatlock" xmlns:w16se="http://schemas.microsoft.com/office/word/2015/wordml/symex" xmlns:wpg="http://schemas.microsoft.com/office/word/2010/wordprocessingGroup" xmlns:wpi="http://schemas.microsoft.com/office/word/2010/wordprocessingInk" xmlns:wne="http://schemas.microsoft.com/office/word/2006/wordml" xmlns:wps="http://schemas.microsoft.com/office/word/2010/wordprocessingShape" mc:Ignorable="w14 w15 w16se w16cid w16 w16cex w16sdtdh w16sdtfl w16du wp14">
   <w:footnote w:type="separator" w:id="-1">
     <w:p>
       <w:pPr>
@@ -2781,7 +2864,7 @@
 </file>
 
 <file path=word/header1.xml><?xml version="1.0" encoding="utf-8"?>
-<w:hdr xmlns:wpc="http://schemas.microsoft.com/office/word/2010/wordprocessingCanvas" xmlns:cx="http://schemas.microsoft.com/office/drawing/2014/chartex" xmlns:cx1="http://schemas.microsoft.com/office/drawing/2015/9/8/chartex" xmlns:cx2="http://schemas.microsoft.com/office/drawing/2015/10/21/chartex" xmlns:cx3="http://schemas.microsoft.com/office/drawing/2016/5/9/chartex" xmlns:cx4="http://schemas.microsoft.com/office/drawing/2016/5/10/chartex" xmlns:cx5="http://schemas.microsoft.com/office/drawing/2016/5/11/chartex" xmlns:cx6="http://schemas.microsoft.com/office/drawing/2016/5/12/chartex" xmlns:cx7="http://schemas.microsoft.com/office/drawing/2016/5/13/chartex" xmlns:cx8="http://schemas.microsoft.com/office/drawing/2016/5/14/chartex" xmlns:mc="http://schemas.openxmlformats.org/markup-compatibility/2006" xmlns:aink="http://schemas.microsoft.com/office/drawing/2016/ink" xmlns:am3d="http://schemas.microsoft.com/office/drawing/2017/model3d" xmlns:o="urn:schemas-microsoft-com:office:office" xmlns:r="http://schemas.openxmlformats.org/officeDocument/2006/relationships" xmlns:m="http://schemas.openxmlformats.org/officeDocument/2006/math" xmlns:v="urn:schemas-microsoft-com:vml" xmlns:wp14="http://schemas.microsoft.com/office/word/2010/wordprocessingDrawing" xmlns:wp="http://schemas.openxmlformats.org/drawingml/2006/wordprocessingDrawing" xmlns:w10="urn:schemas-microsoft-com:office:word" xmlns:w="http://schemas.openxmlformats.org/wordprocessingml/2006/main" xmlns:w14="http://schemas.microsoft.com/office/word/2010/wordml" xmlns:w15="http://schemas.microsoft.com/office/word/2012/wordml" xmlns:w16cex="http://schemas.microsoft.com/office/word/2018/wordml/cex" xmlns:w16cid="http://schemas.microsoft.com/office/word/2016/wordml/cid" xmlns:w16="http://schemas.microsoft.com/office/word/2018/wordml" xmlns:w16sdtdh="http://schemas.microsoft.com/office/word/2020/wordml/sdtdatahash" xmlns:w16se="http://schemas.microsoft.com/office/word/2015/wordml/symex" xmlns:wpg="http://schemas.microsoft.com/office/word/2010/wordprocessingGroup" xmlns:wpi="http://schemas.microsoft.com/office/word/2010/wordprocessingInk" xmlns:wne="http://schemas.microsoft.com/office/word/2006/wordml" xmlns:wps="http://schemas.microsoft.com/office/word/2010/wordprocessingShape" mc:Ignorable="w14 w15 w16se w16cid w16 w16cex w16sdtdh wp14">
+<w:hdr xmlns:wpc="http://schemas.microsoft.com/office/word/2010/wordprocessingCanvas" xmlns:cx="http://schemas.microsoft.com/office/drawing/2014/chartex" xmlns:cx1="http://schemas.microsoft.com/office/drawing/2015/9/8/chartex" xmlns:cx2="http://schemas.microsoft.com/office/drawing/2015/10/21/chartex" xmlns:cx3="http://schemas.microsoft.com/office/drawing/2016/5/9/chartex" xmlns:cx4="http://schemas.microsoft.com/office/drawing/2016/5/10/chartex" xmlns:cx5="http://schemas.microsoft.com/office/drawing/2016/5/11/chartex" xmlns:cx6="http://schemas.microsoft.com/office/drawing/2016/5/12/chartex" xmlns:cx7="http://schemas.microsoft.com/office/drawing/2016/5/13/chartex" xmlns:cx8="http://schemas.microsoft.com/office/drawing/2016/5/14/chartex" xmlns:mc="http://schemas.openxmlformats.org/markup-compatibility/2006" xmlns:aink="http://schemas.microsoft.com/office/drawing/2016/ink" xmlns:am3d="http://schemas.microsoft.com/office/drawing/2017/model3d" xmlns:o="urn:schemas-microsoft-com:office:office" xmlns:oel="http://schemas.microsoft.com/office/2019/extlst" xmlns:r="http://schemas.openxmlformats.org/officeDocument/2006/relationships" xmlns:m="http://schemas.openxmlformats.org/officeDocument/2006/math" xmlns:v="urn:schemas-microsoft-com:vml" xmlns:wp14="http://schemas.microsoft.com/office/word/2010/wordprocessingDrawing" xmlns:wp="http://schemas.openxmlformats.org/drawingml/2006/wordprocessingDrawing" xmlns:w10="urn:schemas-microsoft-com:office:word" xmlns:w="http://schemas.openxmlformats.org/wordprocessingml/2006/main" xmlns:w14="http://schemas.microsoft.com/office/word/2010/wordml" xmlns:w15="http://schemas.microsoft.com/office/word/2012/wordml" xmlns:w16cex="http://schemas.microsoft.com/office/word/2018/wordml/cex" xmlns:w16cid="http://schemas.microsoft.com/office/word/2016/wordml/cid" xmlns:w16="http://schemas.microsoft.com/office/word/2018/wordml" xmlns:w16du="http://schemas.microsoft.com/office/word/2023/wordml/word16du" xmlns:w16sdtdh="http://schemas.microsoft.com/office/word/2020/wordml/sdtdatahash" xmlns:w16sdtfl="http://schemas.microsoft.com/office/word/2024/wordml/sdtformatlock" xmlns:w16se="http://schemas.microsoft.com/office/word/2015/wordml/symex" xmlns:wpg="http://schemas.microsoft.com/office/word/2010/wordprocessingGroup" xmlns:wpi="http://schemas.microsoft.com/office/word/2010/wordprocessingInk" xmlns:wne="http://schemas.microsoft.com/office/word/2006/wordml" xmlns:wps="http://schemas.microsoft.com/office/word/2010/wordprocessingShape" mc:Ignorable="w14 w15 w16se w16cid w16 w16cex w16sdtdh w16sdtfl w16du wp14">
   <w:p>
     <w:pPr>
       <w:pStyle w:val="Encabezado"/>
@@ -2801,7 +2884,7 @@
 </file>
 
 <file path=word/numbering.xml><?xml version="1.0" encoding="utf-8"?>
-<w:numbering xmlns:wpc="http://schemas.microsoft.com/office/word/2010/wordprocessingCanvas" xmlns:cx="http://schemas.microsoft.com/office/drawing/2014/chartex" xmlns:cx1="http://schemas.microsoft.com/office/drawing/2015/9/8/chartex" xmlns:cx2="http://schemas.microsoft.com/office/drawing/2015/10/21/chartex" xmlns:cx3="http://schemas.microsoft.com/office/drawing/2016/5/9/chartex" xmlns:cx4="http://schemas.microsoft.com/office/drawing/2016/5/10/chartex" xmlns:cx5="http://schemas.microsoft.com/office/drawing/2016/5/11/chartex" xmlns:cx6="http://schemas.microsoft.com/office/drawing/2016/5/12/chartex" xmlns:cx7="http://schemas.microsoft.com/office/drawing/2016/5/13/chartex" xmlns:cx8="http://schemas.microsoft.com/office/drawing/2016/5/14/chartex" xmlns:mc="http://schemas.openxmlformats.org/markup-compatibility/2006" xmlns:aink="http://schemas.microsoft.com/office/drawing/2016/ink" xmlns:am3d="http://schemas.microsoft.com/office/drawing/2017/model3d" xmlns:o="urn:schemas-microsoft-com:office:office" xmlns:r="http://schemas.openxmlformats.org/officeDocument/2006/relationships" xmlns:m="http://schemas.openxmlformats.org/officeDocument/2006/math" xmlns:v="urn:schemas-microsoft-com:vml" xmlns:wp14="http://schemas.microsoft.com/office/word/2010/wordprocessingDrawing" xmlns:wp="http://schemas.openxmlformats.org/drawingml/2006/wordprocessingDrawing" xmlns:w10="urn:schemas-microsoft-com:office:word" xmlns:w="http://schemas.openxmlformats.org/wordprocessingml/2006/main" xmlns:w14="http://schemas.microsoft.com/office/word/2010/wordml" xmlns:w15="http://schemas.microsoft.com/office/word/2012/wordml" xmlns:w16cex="http://schemas.microsoft.com/office/word/2018/wordml/cex" xmlns:w16cid="http://schemas.microsoft.com/office/word/2016/wordml/cid" xmlns:w16="http://schemas.microsoft.com/office/word/2018/wordml" xmlns:w16sdtdh="http://schemas.microsoft.com/office/word/2020/wordml/sdtdatahash" xmlns:w16se="http://schemas.microsoft.com/office/word/2015/wordml/symex" xmlns:wpg="http://schemas.microsoft.com/office/word/2010/wordprocessingGroup" xmlns:wpi="http://schemas.microsoft.com/office/word/2010/wordprocessingInk" xmlns:wne="http://schemas.microsoft.com/office/word/2006/wordml" xmlns:wps="http://schemas.microsoft.com/office/word/2010/wordprocessingShape" mc:Ignorable="w14 w15 w16se w16cid w16 w16cex w16sdtdh wp14">
+<w:numbering xmlns:wpc="http://schemas.microsoft.com/office/word/2010/wordprocessingCanvas" xmlns:cx="http://schemas.microsoft.com/office/drawing/2014/chartex" xmlns:cx1="http://schemas.microsoft.com/office/drawing/2015/9/8/chartex" xmlns:cx2="http://schemas.microsoft.com/office/drawing/2015/10/21/chartex" xmlns:cx3="http://schemas.microsoft.com/office/drawing/2016/5/9/chartex" xmlns:cx4="http://schemas.microsoft.com/office/drawing/2016/5/10/chartex" xmlns:cx5="http://schemas.microsoft.com/office/drawing/2016/5/11/chartex" xmlns:cx6="http://schemas.microsoft.com/office/drawing/2016/5/12/chartex" xmlns:cx7="http://schemas.microsoft.com/office/drawing/2016/5/13/chartex" xmlns:cx8="http://schemas.microsoft.com/office/drawing/2016/5/14/chartex" xmlns:mc="http://schemas.openxmlformats.org/markup-compatibility/2006" xmlns:aink="http://schemas.microsoft.com/office/drawing/2016/ink" xmlns:am3d="http://schemas.microsoft.com/office/drawing/2017/model3d" xmlns:o="urn:schemas-microsoft-com:office:office" xmlns:oel="http://schemas.microsoft.com/office/2019/extlst" xmlns:r="http://schemas.openxmlformats.org/officeDocument/2006/relationships" xmlns:m="http://schemas.openxmlformats.org/officeDocument/2006/math" xmlns:v="urn:schemas-microsoft-com:vml" xmlns:wp14="http://schemas.microsoft.com/office/word/2010/wordprocessingDrawing" xmlns:wp="http://schemas.openxmlformats.org/drawingml/2006/wordprocessingDrawing" xmlns:w10="urn:schemas-microsoft-com:office:word" xmlns:w="http://schemas.openxmlformats.org/wordprocessingml/2006/main" xmlns:w14="http://schemas.microsoft.com/office/word/2010/wordml" xmlns:w15="http://schemas.microsoft.com/office/word/2012/wordml" xmlns:w16cex="http://schemas.microsoft.com/office/word/2018/wordml/cex" xmlns:w16cid="http://schemas.microsoft.com/office/word/2016/wordml/cid" xmlns:w16="http://schemas.microsoft.com/office/word/2018/wordml" xmlns:w16du="http://schemas.microsoft.com/office/word/2023/wordml/word16du" xmlns:w16sdtdh="http://schemas.microsoft.com/office/word/2020/wordml/sdtdatahash" xmlns:w16sdtfl="http://schemas.microsoft.com/office/word/2024/wordml/sdtformatlock" xmlns:w16se="http://schemas.microsoft.com/office/word/2015/wordml/symex" xmlns:wpg="http://schemas.microsoft.com/office/word/2010/wordprocessingGroup" xmlns:wpi="http://schemas.microsoft.com/office/word/2010/wordprocessingInk" xmlns:wne="http://schemas.microsoft.com/office/word/2006/wordml" xmlns:wps="http://schemas.microsoft.com/office/word/2010/wordprocessingShape" mc:Ignorable="w14 w15 w16se w16cid w16 w16cex w16sdtdh w16sdtfl w16du wp14">
   <w:abstractNum w:abstractNumId="0" w15:restartNumberingAfterBreak="0">
     <w:nsid w:val="46432EC4"/>
     <w:multiLevelType w:val="hybridMultilevel"/>
@@ -2891,14 +2974,14 @@
       </w:pPr>
     </w:lvl>
   </w:abstractNum>
-  <w:num w:numId="1">
+  <w:num w:numId="1" w16cid:durableId="766389712">
     <w:abstractNumId w:val="0"/>
   </w:num>
 </w:numbering>
 </file>
 
 <file path=word/styles.xml><?xml version="1.0" encoding="utf-8"?>
-<w:styles xmlns:mc="http://schemas.openxmlformats.org/markup-compatibility/2006" xmlns:r="http://schemas.openxmlformats.org/officeDocument/2006/relationships" xmlns:w="http://schemas.openxmlformats.org/wordprocessingml/2006/main" xmlns:w14="http://schemas.microsoft.com/office/word/2010/wordml" xmlns:w15="http://schemas.microsoft.com/office/word/2012/wordml" xmlns:w16cex="http://schemas.microsoft.com/office/word/2018/wordml/cex" xmlns:w16cid="http://schemas.microsoft.com/office/word/2016/wordml/cid" xmlns:w16="http://schemas.microsoft.com/office/word/2018/wordml" xmlns:w16sdtdh="http://schemas.microsoft.com/office/word/2020/wordml/sdtdatahash" xmlns:w16se="http://schemas.microsoft.com/office/word/2015/wordml/symex" mc:Ignorable="w14 w15 w16se w16cid w16 w16cex w16sdtdh">
+<w:styles xmlns:mc="http://schemas.openxmlformats.org/markup-compatibility/2006" xmlns:r="http://schemas.openxmlformats.org/officeDocument/2006/relationships" xmlns:w="http://schemas.openxmlformats.org/wordprocessingml/2006/main" xmlns:w14="http://schemas.microsoft.com/office/word/2010/wordml" xmlns:w15="http://schemas.microsoft.com/office/word/2012/wordml" xmlns:w16cex="http://schemas.microsoft.com/office/word/2018/wordml/cex" xmlns:w16cid="http://schemas.microsoft.com/office/word/2016/wordml/cid" xmlns:w16="http://schemas.microsoft.com/office/word/2018/wordml" xmlns:w16du="http://schemas.microsoft.com/office/word/2023/wordml/word16du" xmlns:w16sdtdh="http://schemas.microsoft.com/office/word/2020/wordml/sdtdatahash" xmlns:w16sdtfl="http://schemas.microsoft.com/office/word/2024/wordml/sdtformatlock" xmlns:w16se="http://schemas.microsoft.com/office/word/2015/wordml/symex" mc:Ignorable="w14 w15 w16se w16cid w16 w16cex w16sdtdh w16sdtfl w16du">
   <w:docDefaults>
     <w:rPrDefault>
       <w:rPr>
@@ -3383,7 +3466,6 @@
   <w:style w:type="character" w:default="1" w:styleId="Fuentedeprrafopredeter">
     <w:name w:val="Default Paragraph Font"/>
     <w:uiPriority w:val="1"/>
-    <w:semiHidden/>
     <w:unhideWhenUsed/>
   </w:style>
   <w:style w:type="table" w:default="1" w:styleId="Tablanormal">
